--- a/Documentos Base/Sprint 3 documentacion/Sprint_03_Retrospectiva_ICARO_V2.docx
+++ b/Documentos Base/Sprint 3 documentacion/Sprint_03_Retrospectiva_ICARO_V2.docx
@@ -62,16 +62,7 @@
           <w:color w:val="595959"/>
           <w:sz w:val="18"/>
         </w:rPr>
-        <w:t>Código</w:t>
-      </w:r>
-      <w:r>
-        <w:rPr>
-          <w:rFonts w:ascii="Calibri" w:hAnsi="Calibri"/>
-          <w:i/>
-          <w:color w:val="595959"/>
-          <w:sz w:val="18"/>
-        </w:rPr>
-        <w:t>: RET-SPR-</w:t>
+        <w:t>Código: RET-SPR-</w:t>
       </w:r>
       <w:r>
         <w:rPr>
@@ -89,16 +80,7 @@
           <w:color w:val="595959"/>
           <w:sz w:val="18"/>
         </w:rPr>
-        <w:t xml:space="preserve">: </w:t>
-      </w:r>
-      <w:r>
-        <w:rPr>
-          <w:rFonts w:ascii="Calibri" w:hAnsi="Calibri"/>
-          <w:i/>
-          <w:color w:val="595959"/>
-          <w:sz w:val="18"/>
-        </w:rPr>
-        <w:t xml:space="preserve">2.0 </w:t>
+        <w:t xml:space="preserve">: 2.0 </w:t>
       </w:r>
       <w:r>
         <w:rPr>
@@ -116,7 +98,25 @@
           <w:color w:val="595959"/>
           <w:sz w:val="18"/>
         </w:rPr>
-        <w:t>: 26/05/2026</w:t>
+        <w:t xml:space="preserve">: </w:t>
+      </w:r>
+      <w:r>
+        <w:rPr>
+          <w:rFonts w:ascii="Calibri" w:hAnsi="Calibri"/>
+          <w:i/>
+          <w:color w:val="595959"/>
+          <w:sz w:val="18"/>
+        </w:rPr>
+        <w:t>02</w:t>
+      </w:r>
+      <w:r>
+        <w:rPr>
+          <w:rFonts w:ascii="Calibri" w:hAnsi="Calibri"/>
+          <w:i/>
+          <w:color w:val="595959"/>
+          <w:sz w:val="18"/>
+        </w:rPr>
+        <w:t>/05/2026</w:t>
       </w:r>
     </w:p>
     <w:p>
@@ -156,15 +156,7 @@
                 <w:b/>
                 <w:szCs w:val="28"/>
               </w:rPr>
-              <w:t>Código</w:t>
-            </w:r>
-            <w:r>
-              <w:rPr>
-                <w:rFonts w:ascii="Calibri" w:hAnsi="Calibri"/>
-                <w:b/>
-                <w:szCs w:val="28"/>
-              </w:rPr>
-              <w:t xml:space="preserve"> del documento</w:t>
+              <w:t>Código del documento</w:t>
             </w:r>
           </w:p>
         </w:tc>
@@ -344,7 +336,7 @@
                 <w:color w:val="000000"/>
                 <w:szCs w:val="28"/>
               </w:rPr>
-              <w:t>13</w:t>
+              <w:t>02</w:t>
             </w:r>
             <w:r>
               <w:rPr>
@@ -466,15 +458,7 @@
                 <w:color w:val="000000"/>
                 <w:szCs w:val="28"/>
               </w:rPr>
-              <w:t>Ivan Santiago Pulgar Leon</w:t>
-            </w:r>
-            <w:r>
-              <w:rPr>
-                <w:rFonts w:ascii="Calibri" w:hAnsi="Calibri"/>
-                <w:color w:val="000000"/>
-                <w:szCs w:val="28"/>
-              </w:rPr>
-              <w:t xml:space="preserve"> </w:t>
+              <w:t xml:space="preserve">Ivan Santiago Pulgar Leon </w:t>
             </w:r>
           </w:p>
         </w:tc>
@@ -556,7 +540,6 @@
                 <w:szCs w:val="28"/>
               </w:rPr>
             </w:pPr>
-            <w:proofErr w:type="spellStart"/>
             <w:r>
               <w:rPr>
                 <w:rFonts w:ascii="Calibri" w:hAnsi="Calibri"/>
@@ -564,9 +547,8 @@
                 <w:color w:val="FFFFFF"/>
                 <w:szCs w:val="28"/>
               </w:rPr>
-              <w:t>Version</w:t>
-            </w:r>
-            <w:proofErr w:type="spellEnd"/>
+              <w:t>Versión</w:t>
+            </w:r>
           </w:p>
         </w:tc>
         <w:tc>
@@ -701,7 +683,15 @@
                 <w:color w:val="000000"/>
                 <w:szCs w:val="28"/>
               </w:rPr>
-              <w:t>09</w:t>
+              <w:t>0</w:t>
+            </w:r>
+            <w:r>
+              <w:rPr>
+                <w:rFonts w:ascii="Calibri" w:hAnsi="Calibri"/>
+                <w:color w:val="000000"/>
+                <w:szCs w:val="28"/>
+              </w:rPr>
+              <w:t>1</w:t>
             </w:r>
             <w:r>
               <w:rPr>
@@ -731,15 +721,7 @@
                 <w:color w:val="000000"/>
                 <w:szCs w:val="28"/>
               </w:rPr>
-              <w:t>Ivan Santiago Pulgar Leon</w:t>
-            </w:r>
-            <w:r>
-              <w:rPr>
-                <w:rFonts w:ascii="Calibri" w:hAnsi="Calibri"/>
-                <w:color w:val="000000"/>
-                <w:szCs w:val="28"/>
-              </w:rPr>
-              <w:t xml:space="preserve"> </w:t>
+              <w:t xml:space="preserve">Ivan Santiago Pulgar Leon </w:t>
             </w:r>
           </w:p>
         </w:tc>
@@ -822,7 +804,15 @@
                 <w:color w:val="000000"/>
                 <w:szCs w:val="28"/>
               </w:rPr>
-              <w:t>13</w:t>
+              <w:t>1</w:t>
+            </w:r>
+            <w:r>
+              <w:rPr>
+                <w:rFonts w:ascii="Calibri" w:hAnsi="Calibri"/>
+                <w:color w:val="000000"/>
+                <w:szCs w:val="28"/>
+              </w:rPr>
+              <w:t>2</w:t>
             </w:r>
             <w:r>
               <w:rPr>
@@ -921,7 +911,15 @@
                 <w:color w:val="000000"/>
                 <w:szCs w:val="28"/>
               </w:rPr>
-              <w:t xml:space="preserve"> 8.3, glosario incorporado.</w:t>
+              <w:t xml:space="preserve"> 8.3</w:t>
+            </w:r>
+            <w:r>
+              <w:rPr>
+                <w:rFonts w:ascii="Calibri" w:hAnsi="Calibri"/>
+                <w:color w:val="000000"/>
+                <w:szCs w:val="28"/>
+              </w:rPr>
+              <w:t>.</w:t>
             </w:r>
           </w:p>
         </w:tc>
@@ -958,16 +956,14 @@
                 <w:szCs w:val="28"/>
               </w:rPr>
             </w:pPr>
-            <w:proofErr w:type="spellStart"/>
             <w:r>
               <w:rPr>
                 <w:rFonts w:ascii="Calibri" w:hAnsi="Calibri"/>
                 <w:b/>
                 <w:szCs w:val="28"/>
               </w:rPr>
-              <w:t>Numero</w:t>
-            </w:r>
-            <w:proofErr w:type="spellEnd"/>
+              <w:t>Número</w:t>
+            </w:r>
             <w:r>
               <w:rPr>
                 <w:rFonts w:ascii="Calibri" w:hAnsi="Calibri"/>
@@ -1034,16 +1030,14 @@
                 <w:szCs w:val="28"/>
               </w:rPr>
             </w:pPr>
-            <w:proofErr w:type="spellStart"/>
-            <w:r>
-              <w:rPr>
-                <w:rFonts w:ascii="Calibri" w:hAnsi="Calibri"/>
-                <w:color w:val="000000"/>
-                <w:szCs w:val="28"/>
-              </w:rPr>
-              <w:t>Catalogo</w:t>
-            </w:r>
-            <w:proofErr w:type="spellEnd"/>
+            <w:r>
+              <w:rPr>
+                <w:rFonts w:ascii="Calibri" w:hAnsi="Calibri"/>
+                <w:color w:val="000000"/>
+                <w:szCs w:val="28"/>
+              </w:rPr>
+              <w:t>Catálogo</w:t>
+            </w:r>
             <w:r>
               <w:rPr>
                 <w:rFonts w:ascii="Calibri" w:hAnsi="Calibri"/>
@@ -1111,31 +1105,7 @@
                 <w:color w:val="000000"/>
                 <w:szCs w:val="28"/>
               </w:rPr>
-              <w:t>27</w:t>
-            </w:r>
-            <w:r>
-              <w:rPr>
-                <w:rFonts w:ascii="Calibri" w:hAnsi="Calibri"/>
-                <w:color w:val="000000"/>
-                <w:szCs w:val="28"/>
-              </w:rPr>
-              <w:t>/0</w:t>
-            </w:r>
-            <w:r>
-              <w:rPr>
-                <w:rFonts w:ascii="Calibri" w:hAnsi="Calibri"/>
-                <w:color w:val="000000"/>
-                <w:szCs w:val="28"/>
-              </w:rPr>
-              <w:t>4</w:t>
-            </w:r>
-            <w:r>
-              <w:rPr>
-                <w:rFonts w:ascii="Calibri" w:hAnsi="Calibri"/>
-                <w:color w:val="000000"/>
-                <w:szCs w:val="28"/>
-              </w:rPr>
-              <w:t>/2026</w:t>
+              <w:t>27/04/2026</w:t>
             </w:r>
           </w:p>
         </w:tc>
@@ -1180,15 +1150,7 @@
                 <w:color w:val="000000"/>
                 <w:szCs w:val="28"/>
               </w:rPr>
-              <w:t>01</w:t>
-            </w:r>
-            <w:r>
-              <w:rPr>
-                <w:rFonts w:ascii="Calibri" w:hAnsi="Calibri"/>
-                <w:color w:val="000000"/>
-                <w:szCs w:val="28"/>
-              </w:rPr>
-              <w:t>/05/2026</w:t>
+              <w:t>01/05/2026</w:t>
             </w:r>
           </w:p>
         </w:tc>
@@ -1233,23 +1195,7 @@
                 <w:color w:val="000000"/>
                 <w:szCs w:val="28"/>
               </w:rPr>
-              <w:t>1</w:t>
-            </w:r>
-            <w:r>
-              <w:rPr>
-                <w:rFonts w:ascii="Calibri" w:hAnsi="Calibri"/>
-                <w:color w:val="000000"/>
-                <w:szCs w:val="28"/>
-              </w:rPr>
-              <w:t xml:space="preserve"> semana</w:t>
-            </w:r>
-            <w:r>
-              <w:rPr>
-                <w:rFonts w:ascii="Calibri" w:hAnsi="Calibri"/>
-                <w:color w:val="000000"/>
-                <w:szCs w:val="28"/>
-              </w:rPr>
-              <w:t xml:space="preserve"> </w:t>
+              <w:t xml:space="preserve">1 semana </w:t>
             </w:r>
           </w:p>
         </w:tc>
@@ -1318,15 +1264,7 @@
                 <w:b/>
                 <w:szCs w:val="28"/>
               </w:rPr>
-              <w:t>Módulos</w:t>
-            </w:r>
-            <w:r>
-              <w:rPr>
-                <w:rFonts w:ascii="Calibri" w:hAnsi="Calibri"/>
-                <w:b/>
-                <w:szCs w:val="28"/>
-              </w:rPr>
-              <w:t>/componentes</w:t>
+              <w:t>Módulos/componentes</w:t>
             </w:r>
           </w:p>
         </w:tc>
@@ -1874,8 +1812,17 @@
                 <w:color w:val="000000"/>
                 <w:szCs w:val="28"/>
               </w:rPr>
+              <w:t xml:space="preserve">Equipo de </w:t>
+            </w:r>
+            <w:r>
+              <w:rPr>
+                <w:rFonts w:ascii="Calibri" w:hAnsi="Calibri"/>
+                <w:b/>
+                <w:color w:val="000000"/>
+                <w:szCs w:val="28"/>
+              </w:rPr>
               <w:lastRenderedPageBreak/>
-              <w:t>Equipo de desarrollo</w:t>
+              <w:t>desarrollo</w:t>
             </w:r>
           </w:p>
         </w:tc>
@@ -1894,9 +1841,17 @@
               <w:rPr>
                 <w:rFonts w:ascii="Calibri" w:hAnsi="Calibri"/>
                 <w:color w:val="000000"/>
-                <w:szCs w:val="28"/>
-              </w:rPr>
-              <w:t>[Equipo de desarrollo ICARO]</w:t>
+              </w:rPr>
+              <w:lastRenderedPageBreak/>
+              <w:t xml:space="preserve">Isaac Sebastian Castro </w:t>
+            </w:r>
+            <w:r>
+              <w:rPr>
+                <w:rFonts w:ascii="Calibri" w:hAnsi="Calibri"/>
+                <w:color w:val="000000"/>
+              </w:rPr>
+              <w:lastRenderedPageBreak/>
+              <w:t>Muesmueran / Ivan Santiago Pulgar Leon</w:t>
             </w:r>
           </w:p>
         </w:tc>
@@ -1917,6 +1872,7 @@
                 <w:color w:val="000000"/>
                 <w:szCs w:val="28"/>
               </w:rPr>
+              <w:lastRenderedPageBreak/>
               <w:t xml:space="preserve">Implemento los 6 </w:t>
             </w:r>
             <w:r>
@@ -1933,7 +1889,16 @@
                 <w:color w:val="000000"/>
                 <w:szCs w:val="28"/>
               </w:rPr>
-              <w:t xml:space="preserve"> del backlog con 100% de cumplimiento. Cerro deuda </w:t>
+              <w:t xml:space="preserve"> del backlog con 100% </w:t>
+            </w:r>
+            <w:r>
+              <w:rPr>
+                <w:rFonts w:ascii="Calibri" w:hAnsi="Calibri"/>
+                <w:color w:val="000000"/>
+                <w:szCs w:val="28"/>
+              </w:rPr>
+              <w:lastRenderedPageBreak/>
+              <w:t xml:space="preserve">de cumplimiento. Cerro deuda </w:t>
             </w:r>
             <w:r>
               <w:rPr>
@@ -1960,6 +1925,7 @@
         <w:pStyle w:val="Ttulo1"/>
       </w:pPr>
       <w:r>
+        <w:lastRenderedPageBreak/>
         <w:t xml:space="preserve">5. </w:t>
       </w:r>
       <w:r>
@@ -1976,20 +1942,19 @@
         <w:tblLook w:val="04A0" w:firstRow="1" w:lastRow="0" w:firstColumn="1" w:lastColumn="0" w:noHBand="0" w:noVBand="1"/>
       </w:tblPr>
       <w:tblGrid>
-        <w:gridCol w:w="4252"/>
-        <w:gridCol w:w="1417"/>
-        <w:gridCol w:w="3685"/>
+        <w:gridCol w:w="4786"/>
+        <w:gridCol w:w="1276"/>
+        <w:gridCol w:w="3292"/>
       </w:tblGrid>
       <w:tr>
         <w:tc>
           <w:tcPr>
-            <w:tcW w:w="4252" w:type="dxa"/>
+            <w:tcW w:w="4786" w:type="dxa"/>
             <w:shd w:val="clear" w:color="auto" w:fill="1F3864"/>
             <w:vAlign w:val="center"/>
           </w:tcPr>
           <w:p>
             <w:pPr>
-              <w:jc w:val="center"/>
               <w:rPr>
                 <w:szCs w:val="28"/>
               </w:rPr>
@@ -2007,13 +1972,12 @@
         </w:tc>
         <w:tc>
           <w:tcPr>
-            <w:tcW w:w="1417" w:type="dxa"/>
+            <w:tcW w:w="1276" w:type="dxa"/>
             <w:shd w:val="clear" w:color="auto" w:fill="1F3864"/>
             <w:vAlign w:val="center"/>
           </w:tcPr>
           <w:p>
             <w:pPr>
-              <w:jc w:val="center"/>
               <w:rPr>
                 <w:szCs w:val="28"/>
               </w:rPr>
@@ -2031,13 +1995,12 @@
         </w:tc>
         <w:tc>
           <w:tcPr>
-            <w:tcW w:w="3685" w:type="dxa"/>
+            <w:tcW w:w="3292" w:type="dxa"/>
             <w:shd w:val="clear" w:color="auto" w:fill="1F3864"/>
             <w:vAlign w:val="center"/>
           </w:tcPr>
           <w:p>
             <w:pPr>
-              <w:jc w:val="center"/>
               <w:rPr>
                 <w:szCs w:val="28"/>
               </w:rPr>
@@ -2057,7 +2020,7 @@
       <w:tr>
         <w:tc>
           <w:tcPr>
-            <w:tcW w:w="4252" w:type="dxa"/>
+            <w:tcW w:w="4786" w:type="dxa"/>
             <w:shd w:val="clear" w:color="auto" w:fill="FFFFFF"/>
             <w:vAlign w:val="center"/>
           </w:tcPr>
@@ -2073,27 +2036,18 @@
                 <w:color w:val="000000"/>
                 <w:szCs w:val="28"/>
               </w:rPr>
-              <w:t>Código</w:t>
-            </w:r>
-            <w:r>
-              <w:rPr>
-                <w:rFonts w:ascii="Calibri" w:hAnsi="Calibri"/>
-                <w:color w:val="000000"/>
-                <w:szCs w:val="28"/>
-              </w:rPr>
-              <w:t xml:space="preserve"> fuente en repositorio Git (commit cerrado)</w:t>
-            </w:r>
-          </w:p>
-        </w:tc>
-        <w:tc>
-          <w:tcPr>
-            <w:tcW w:w="1417" w:type="dxa"/>
+              <w:t>Código fuente en repositorio Git (commit cerrado)</w:t>
+            </w:r>
+          </w:p>
+        </w:tc>
+        <w:tc>
+          <w:tcPr>
+            <w:tcW w:w="1276" w:type="dxa"/>
             <w:shd w:val="clear" w:color="auto" w:fill="E2EFDA"/>
             <w:vAlign w:val="center"/>
           </w:tcPr>
           <w:p>
             <w:pPr>
-              <w:jc w:val="center"/>
               <w:rPr>
                 <w:szCs w:val="28"/>
               </w:rPr>
@@ -2111,7 +2065,7 @@
         </w:tc>
         <w:tc>
           <w:tcPr>
-            <w:tcW w:w="3685" w:type="dxa"/>
+            <w:tcW w:w="3292" w:type="dxa"/>
             <w:vAlign w:val="center"/>
           </w:tcPr>
           <w:p>
@@ -2126,7 +2080,7 @@
       <w:tr>
         <w:tc>
           <w:tcPr>
-            <w:tcW w:w="4252" w:type="dxa"/>
+            <w:tcW w:w="4786" w:type="dxa"/>
             <w:shd w:val="clear" w:color="auto" w:fill="D9E1F2"/>
             <w:vAlign w:val="center"/>
           </w:tcPr>
@@ -2148,13 +2102,12 @@
         </w:tc>
         <w:tc>
           <w:tcPr>
-            <w:tcW w:w="1417" w:type="dxa"/>
+            <w:tcW w:w="1276" w:type="dxa"/>
             <w:shd w:val="clear" w:color="auto" w:fill="E2EFDA"/>
             <w:vAlign w:val="center"/>
           </w:tcPr>
           <w:p>
             <w:pPr>
-              <w:jc w:val="center"/>
               <w:rPr>
                 <w:szCs w:val="28"/>
               </w:rPr>
@@ -2172,7 +2125,7 @@
         </w:tc>
         <w:tc>
           <w:tcPr>
-            <w:tcW w:w="3685" w:type="dxa"/>
+            <w:tcW w:w="3292" w:type="dxa"/>
             <w:vAlign w:val="center"/>
           </w:tcPr>
           <w:p>
@@ -2195,7 +2148,7 @@
       <w:tr>
         <w:tc>
           <w:tcPr>
-            <w:tcW w:w="4252" w:type="dxa"/>
+            <w:tcW w:w="4786" w:type="dxa"/>
             <w:shd w:val="clear" w:color="auto" w:fill="FFFFFF"/>
             <w:vAlign w:val="center"/>
           </w:tcPr>
@@ -2233,13 +2186,12 @@
         </w:tc>
         <w:tc>
           <w:tcPr>
-            <w:tcW w:w="1417" w:type="dxa"/>
+            <w:tcW w:w="1276" w:type="dxa"/>
             <w:shd w:val="clear" w:color="auto" w:fill="E2EFDA"/>
             <w:vAlign w:val="center"/>
           </w:tcPr>
           <w:p>
             <w:pPr>
-              <w:jc w:val="center"/>
               <w:rPr>
                 <w:szCs w:val="28"/>
               </w:rPr>
@@ -2257,7 +2209,7 @@
         </w:tc>
         <w:tc>
           <w:tcPr>
-            <w:tcW w:w="3685" w:type="dxa"/>
+            <w:tcW w:w="3292" w:type="dxa"/>
             <w:vAlign w:val="center"/>
           </w:tcPr>
           <w:p>
@@ -2280,7 +2232,7 @@
       <w:tr>
         <w:tc>
           <w:tcPr>
-            <w:tcW w:w="4252" w:type="dxa"/>
+            <w:tcW w:w="4786" w:type="dxa"/>
             <w:shd w:val="clear" w:color="auto" w:fill="D9E1F2"/>
             <w:vAlign w:val="center"/>
           </w:tcPr>
@@ -2302,13 +2254,12 @@
         </w:tc>
         <w:tc>
           <w:tcPr>
-            <w:tcW w:w="1417" w:type="dxa"/>
+            <w:tcW w:w="1276" w:type="dxa"/>
             <w:shd w:val="clear" w:color="auto" w:fill="E2EFDA"/>
             <w:vAlign w:val="center"/>
           </w:tcPr>
           <w:p>
             <w:pPr>
-              <w:jc w:val="center"/>
               <w:rPr>
                 <w:szCs w:val="28"/>
               </w:rPr>
@@ -2326,7 +2277,7 @@
         </w:tc>
         <w:tc>
           <w:tcPr>
-            <w:tcW w:w="3685" w:type="dxa"/>
+            <w:tcW w:w="3292" w:type="dxa"/>
             <w:vAlign w:val="center"/>
           </w:tcPr>
           <w:p>
@@ -2349,7 +2300,7 @@
       <w:tr>
         <w:tc>
           <w:tcPr>
-            <w:tcW w:w="4252" w:type="dxa"/>
+            <w:tcW w:w="4786" w:type="dxa"/>
             <w:shd w:val="clear" w:color="auto" w:fill="FFFFFF"/>
             <w:vAlign w:val="center"/>
           </w:tcPr>
@@ -2371,13 +2322,12 @@
         </w:tc>
         <w:tc>
           <w:tcPr>
-            <w:tcW w:w="1417" w:type="dxa"/>
+            <w:tcW w:w="1276" w:type="dxa"/>
             <w:shd w:val="clear" w:color="auto" w:fill="E2EFDA"/>
             <w:vAlign w:val="center"/>
           </w:tcPr>
           <w:p>
             <w:pPr>
-              <w:jc w:val="center"/>
               <w:rPr>
                 <w:szCs w:val="28"/>
               </w:rPr>
@@ -2395,7 +2345,7 @@
         </w:tc>
         <w:tc>
           <w:tcPr>
-            <w:tcW w:w="3685" w:type="dxa"/>
+            <w:tcW w:w="3292" w:type="dxa"/>
             <w:vAlign w:val="center"/>
           </w:tcPr>
           <w:p>
@@ -2418,7 +2368,7 @@
       <w:tr>
         <w:tc>
           <w:tcPr>
-            <w:tcW w:w="4252" w:type="dxa"/>
+            <w:tcW w:w="4786" w:type="dxa"/>
             <w:shd w:val="clear" w:color="auto" w:fill="D9E1F2"/>
             <w:vAlign w:val="center"/>
           </w:tcPr>
@@ -2456,13 +2406,12 @@
         </w:tc>
         <w:tc>
           <w:tcPr>
-            <w:tcW w:w="1417" w:type="dxa"/>
+            <w:tcW w:w="1276" w:type="dxa"/>
             <w:shd w:val="clear" w:color="auto" w:fill="E2EFDA"/>
             <w:vAlign w:val="center"/>
           </w:tcPr>
           <w:p>
             <w:pPr>
-              <w:jc w:val="center"/>
               <w:rPr>
                 <w:szCs w:val="28"/>
               </w:rPr>
@@ -2480,7 +2429,7 @@
         </w:tc>
         <w:tc>
           <w:tcPr>
-            <w:tcW w:w="3685" w:type="dxa"/>
+            <w:tcW w:w="3292" w:type="dxa"/>
             <w:vAlign w:val="center"/>
           </w:tcPr>
           <w:p>
@@ -2503,7 +2452,7 @@
       <w:tr>
         <w:tc>
           <w:tcPr>
-            <w:tcW w:w="4252" w:type="dxa"/>
+            <w:tcW w:w="4786" w:type="dxa"/>
             <w:shd w:val="clear" w:color="auto" w:fill="FFFFFF"/>
             <w:vAlign w:val="center"/>
           </w:tcPr>
@@ -2519,27 +2468,18 @@
                 <w:color w:val="000000"/>
                 <w:szCs w:val="28"/>
               </w:rPr>
-              <w:t>Documentación</w:t>
-            </w:r>
-            <w:r>
-              <w:rPr>
-                <w:rFonts w:ascii="Calibri" w:hAnsi="Calibri"/>
-                <w:color w:val="000000"/>
-                <w:szCs w:val="28"/>
-              </w:rPr>
-              <w:t xml:space="preserve"> de sprint generada y archivada</w:t>
-            </w:r>
-          </w:p>
-        </w:tc>
-        <w:tc>
-          <w:tcPr>
-            <w:tcW w:w="1417" w:type="dxa"/>
+              <w:t>Documentación de sprint generada y archivada</w:t>
+            </w:r>
+          </w:p>
+        </w:tc>
+        <w:tc>
+          <w:tcPr>
+            <w:tcW w:w="1276" w:type="dxa"/>
             <w:shd w:val="clear" w:color="auto" w:fill="E2EFDA"/>
             <w:vAlign w:val="center"/>
           </w:tcPr>
           <w:p>
             <w:pPr>
-              <w:jc w:val="center"/>
               <w:rPr>
                 <w:szCs w:val="28"/>
               </w:rPr>
@@ -2557,7 +2497,7 @@
         </w:tc>
         <w:tc>
           <w:tcPr>
-            <w:tcW w:w="3685" w:type="dxa"/>
+            <w:tcW w:w="3292" w:type="dxa"/>
             <w:vAlign w:val="center"/>
           </w:tcPr>
           <w:p>
@@ -2596,11 +2536,11 @@
       <w:tblGrid>
         <w:gridCol w:w="489"/>
         <w:gridCol w:w="1604"/>
+        <w:gridCol w:w="709"/>
+        <w:gridCol w:w="1275"/>
         <w:gridCol w:w="567"/>
-        <w:gridCol w:w="1134"/>
         <w:gridCol w:w="709"/>
-        <w:gridCol w:w="708"/>
-        <w:gridCol w:w="1378"/>
+        <w:gridCol w:w="1236"/>
         <w:gridCol w:w="3316"/>
       </w:tblGrid>
       <w:tr>
@@ -2616,12 +2556,19 @@
           <w:p>
             <w:pPr>
               <w:jc w:val="center"/>
+              <w:rPr>
+                <w:b/>
+                <w:sz w:val="20"/>
+                <w:szCs w:val="20"/>
+              </w:rPr>
             </w:pPr>
             <w:r>
               <w:rPr>
                 <w:rFonts w:ascii="Calibri" w:hAnsi="Calibri"/>
                 <w:b/>
                 <w:color w:val="FFFFFF"/>
+                <w:sz w:val="20"/>
+                <w:szCs w:val="20"/>
               </w:rPr>
               <w:t>ID</w:t>
             </w:r>
@@ -2636,14 +2583,75 @@
           <w:p>
             <w:pPr>
               <w:jc w:val="center"/>
+              <w:rPr>
+                <w:b/>
+                <w:sz w:val="20"/>
+                <w:szCs w:val="20"/>
+              </w:rPr>
             </w:pPr>
             <w:r>
               <w:rPr>
                 <w:rFonts w:ascii="Calibri" w:hAnsi="Calibri"/>
                 <w:b/>
                 <w:color w:val="FFFFFF"/>
+                <w:sz w:val="20"/>
+                <w:szCs w:val="20"/>
               </w:rPr>
               <w:t>Historia / Tarea</w:t>
+            </w:r>
+          </w:p>
+        </w:tc>
+        <w:tc>
+          <w:tcPr>
+            <w:tcW w:w="709" w:type="dxa"/>
+            <w:shd w:val="clear" w:color="auto" w:fill="1F3864"/>
+            <w:vAlign w:val="center"/>
+          </w:tcPr>
+          <w:p>
+            <w:pPr>
+              <w:jc w:val="center"/>
+              <w:rPr>
+                <w:b/>
+                <w:sz w:val="20"/>
+                <w:szCs w:val="20"/>
+              </w:rPr>
+            </w:pPr>
+            <w:r>
+              <w:rPr>
+                <w:rFonts w:ascii="Calibri" w:hAnsi="Calibri"/>
+                <w:b/>
+                <w:color w:val="FFFFFF"/>
+                <w:sz w:val="20"/>
+                <w:szCs w:val="20"/>
+              </w:rPr>
+              <w:t>Tipo</w:t>
+            </w:r>
+          </w:p>
+        </w:tc>
+        <w:tc>
+          <w:tcPr>
+            <w:tcW w:w="1275" w:type="dxa"/>
+            <w:shd w:val="clear" w:color="auto" w:fill="1F3864"/>
+            <w:vAlign w:val="center"/>
+          </w:tcPr>
+          <w:p>
+            <w:pPr>
+              <w:jc w:val="center"/>
+              <w:rPr>
+                <w:b/>
+                <w:sz w:val="20"/>
+                <w:szCs w:val="20"/>
+              </w:rPr>
+            </w:pPr>
+            <w:r>
+              <w:rPr>
+                <w:rFonts w:ascii="Calibri" w:hAnsi="Calibri"/>
+                <w:b/>
+                <w:color w:val="FFFFFF"/>
+                <w:sz w:val="20"/>
+                <w:szCs w:val="20"/>
+              </w:rPr>
+              <w:t>Modulo</w:t>
             </w:r>
           </w:p>
         </w:tc>
@@ -2656,128 +2664,120 @@
           <w:p>
             <w:pPr>
               <w:jc w:val="center"/>
+              <w:rPr>
+                <w:b/>
+                <w:sz w:val="20"/>
+                <w:szCs w:val="20"/>
+              </w:rPr>
             </w:pPr>
             <w:r>
               <w:rPr>
                 <w:rFonts w:ascii="Calibri" w:hAnsi="Calibri"/>
                 <w:b/>
                 <w:color w:val="FFFFFF"/>
-              </w:rPr>
-              <w:t>Tipo</w:t>
-            </w:r>
-          </w:p>
-        </w:tc>
-        <w:tc>
-          <w:tcPr>
-            <w:tcW w:w="1134" w:type="dxa"/>
+                <w:sz w:val="20"/>
+                <w:szCs w:val="20"/>
+              </w:rPr>
+              <w:t>SP Plan</w:t>
+            </w:r>
+          </w:p>
+        </w:tc>
+        <w:tc>
+          <w:tcPr>
+            <w:tcW w:w="709" w:type="dxa"/>
             <w:shd w:val="clear" w:color="auto" w:fill="1F3864"/>
             <w:vAlign w:val="center"/>
           </w:tcPr>
           <w:p>
             <w:pPr>
               <w:jc w:val="center"/>
+              <w:rPr>
+                <w:b/>
+                <w:sz w:val="20"/>
+                <w:szCs w:val="20"/>
+              </w:rPr>
             </w:pPr>
             <w:r>
               <w:rPr>
                 <w:rFonts w:ascii="Calibri" w:hAnsi="Calibri"/>
                 <w:b/>
                 <w:color w:val="FFFFFF"/>
-              </w:rPr>
-              <w:t>Modulo</w:t>
-            </w:r>
-          </w:p>
-        </w:tc>
-        <w:tc>
-          <w:tcPr>
-            <w:tcW w:w="709" w:type="dxa"/>
+                <w:sz w:val="20"/>
+                <w:szCs w:val="20"/>
+              </w:rPr>
+              <w:t>SP Real</w:t>
+            </w:r>
+          </w:p>
+        </w:tc>
+        <w:tc>
+          <w:tcPr>
+            <w:tcW w:w="1236" w:type="dxa"/>
             <w:shd w:val="clear" w:color="auto" w:fill="1F3864"/>
             <w:vAlign w:val="center"/>
           </w:tcPr>
           <w:p>
             <w:pPr>
               <w:jc w:val="center"/>
+              <w:rPr>
+                <w:b/>
+                <w:sz w:val="20"/>
+                <w:szCs w:val="20"/>
+              </w:rPr>
             </w:pPr>
             <w:r>
               <w:rPr>
                 <w:rFonts w:ascii="Calibri" w:hAnsi="Calibri"/>
                 <w:b/>
                 <w:color w:val="FFFFFF"/>
-              </w:rPr>
-              <w:t>SP Plan</w:t>
-            </w:r>
-          </w:p>
-        </w:tc>
-        <w:tc>
-          <w:tcPr>
-            <w:tcW w:w="708" w:type="dxa"/>
+                <w:sz w:val="20"/>
+                <w:szCs w:val="20"/>
+              </w:rPr>
+              <w:t>Estado</w:t>
+            </w:r>
+          </w:p>
+        </w:tc>
+        <w:tc>
+          <w:tcPr>
+            <w:tcW w:w="3316" w:type="dxa"/>
             <w:shd w:val="clear" w:color="auto" w:fill="1F3864"/>
             <w:vAlign w:val="center"/>
           </w:tcPr>
           <w:p>
             <w:pPr>
               <w:jc w:val="center"/>
+              <w:rPr>
+                <w:b/>
+                <w:sz w:val="20"/>
+                <w:szCs w:val="20"/>
+              </w:rPr>
             </w:pPr>
             <w:r>
               <w:rPr>
                 <w:rFonts w:ascii="Calibri" w:hAnsi="Calibri"/>
                 <w:b/>
                 <w:color w:val="FFFFFF"/>
-              </w:rPr>
-              <w:t>SP Real</w:t>
-            </w:r>
-          </w:p>
-        </w:tc>
-        <w:tc>
-          <w:tcPr>
-            <w:tcW w:w="1378" w:type="dxa"/>
-            <w:shd w:val="clear" w:color="auto" w:fill="1F3864"/>
-            <w:vAlign w:val="center"/>
-          </w:tcPr>
-          <w:p>
-            <w:pPr>
-              <w:jc w:val="center"/>
-            </w:pPr>
+                <w:sz w:val="20"/>
+                <w:szCs w:val="20"/>
+              </w:rPr>
+              <w:t xml:space="preserve">Criterios de </w:t>
+            </w:r>
             <w:r>
               <w:rPr>
                 <w:rFonts w:ascii="Calibri" w:hAnsi="Calibri"/>
                 <w:b/>
                 <w:color w:val="FFFFFF"/>
-              </w:rPr>
-              <w:t>Estado</w:t>
-            </w:r>
-          </w:p>
-        </w:tc>
-        <w:tc>
-          <w:tcPr>
-            <w:tcW w:w="3316" w:type="dxa"/>
-            <w:shd w:val="clear" w:color="auto" w:fill="1F3864"/>
-            <w:vAlign w:val="center"/>
-          </w:tcPr>
-          <w:p>
-            <w:pPr>
-              <w:jc w:val="center"/>
-            </w:pPr>
+                <w:sz w:val="20"/>
+                <w:szCs w:val="20"/>
+              </w:rPr>
+              <w:t>aceptación</w:t>
+            </w:r>
             <w:r>
               <w:rPr>
                 <w:rFonts w:ascii="Calibri" w:hAnsi="Calibri"/>
                 <w:b/>
                 <w:color w:val="FFFFFF"/>
-              </w:rPr>
-              <w:t xml:space="preserve">Criterios de </w:t>
-            </w:r>
-            <w:r>
-              <w:rPr>
-                <w:rFonts w:ascii="Calibri" w:hAnsi="Calibri"/>
-                <w:b/>
-                <w:color w:val="FFFFFF"/>
-              </w:rPr>
-              <w:t>aceptación</w:t>
-            </w:r>
-            <w:r>
-              <w:rPr>
-                <w:rFonts w:ascii="Calibri" w:hAnsi="Calibri"/>
-                <w:b/>
-                <w:color w:val="FFFFFF"/>
+                <w:sz w:val="20"/>
+                <w:szCs w:val="20"/>
               </w:rPr>
               <w:t xml:space="preserve"> verificados</w:t>
             </w:r>
@@ -2797,11 +2797,19 @@
           <w:p>
             <w:pPr>
               <w:jc w:val="center"/>
-            </w:pPr>
-            <w:r>
-              <w:rPr>
-                <w:rFonts w:ascii="Calibri" w:hAnsi="Calibri"/>
-                <w:color w:val="000000"/>
+              <w:rPr>
+                <w:bCs/>
+                <w:sz w:val="20"/>
+                <w:szCs w:val="20"/>
+              </w:rPr>
+            </w:pPr>
+            <w:r>
+              <w:rPr>
+                <w:rFonts w:ascii="Calibri" w:hAnsi="Calibri"/>
+                <w:bCs/>
+                <w:color w:val="000000"/>
+                <w:sz w:val="20"/>
+                <w:szCs w:val="20"/>
               </w:rPr>
               <w:t>HU-09</w:t>
             </w:r>
@@ -2814,40 +2822,115 @@
             <w:vAlign w:val="center"/>
           </w:tcPr>
           <w:p>
-            <w:r>
-              <w:rPr>
-                <w:rFonts w:ascii="Calibri" w:hAnsi="Calibri"/>
-                <w:color w:val="000000"/>
+            <w:pPr>
+              <w:rPr>
+                <w:bCs/>
+                <w:sz w:val="20"/>
+                <w:szCs w:val="20"/>
+              </w:rPr>
+            </w:pPr>
+            <w:r>
+              <w:rPr>
+                <w:rFonts w:ascii="Calibri" w:hAnsi="Calibri"/>
+                <w:bCs/>
+                <w:color w:val="000000"/>
+                <w:sz w:val="20"/>
+                <w:szCs w:val="20"/>
               </w:rPr>
               <w:t xml:space="preserve">CRUD completo del </w:t>
             </w:r>
             <w:r>
               <w:rPr>
                 <w:rFonts w:ascii="Calibri" w:hAnsi="Calibri"/>
-                <w:color w:val="000000"/>
+                <w:bCs/>
+                <w:color w:val="000000"/>
+                <w:sz w:val="20"/>
+                <w:szCs w:val="20"/>
               </w:rPr>
               <w:t>catálogo</w:t>
             </w:r>
             <w:r>
               <w:rPr>
                 <w:rFonts w:ascii="Calibri" w:hAnsi="Calibri"/>
-                <w:color w:val="000000"/>
+                <w:bCs/>
+                <w:color w:val="000000"/>
+                <w:sz w:val="20"/>
+                <w:szCs w:val="20"/>
               </w:rPr>
               <w:t xml:space="preserve"> de materiales con filtros por </w:t>
             </w:r>
             <w:r>
               <w:rPr>
                 <w:rFonts w:ascii="Calibri" w:hAnsi="Calibri"/>
-                <w:color w:val="000000"/>
+                <w:bCs/>
+                <w:color w:val="000000"/>
+                <w:sz w:val="20"/>
+                <w:szCs w:val="20"/>
               </w:rPr>
               <w:t>categoría</w:t>
             </w:r>
             <w:r>
               <w:rPr>
                 <w:rFonts w:ascii="Calibri" w:hAnsi="Calibri"/>
-                <w:color w:val="000000"/>
+                <w:bCs/>
+                <w:color w:val="000000"/>
+                <w:sz w:val="20"/>
+                <w:szCs w:val="20"/>
               </w:rPr>
               <w:t xml:space="preserve"> y soft-delete</w:t>
+            </w:r>
+          </w:p>
+        </w:tc>
+        <w:tc>
+          <w:tcPr>
+            <w:tcW w:w="709" w:type="dxa"/>
+            <w:shd w:val="clear" w:color="auto" w:fill="F2F2F2"/>
+            <w:vAlign w:val="center"/>
+          </w:tcPr>
+          <w:p>
+            <w:pPr>
+              <w:jc w:val="center"/>
+              <w:rPr>
+                <w:bCs/>
+                <w:sz w:val="20"/>
+                <w:szCs w:val="20"/>
+              </w:rPr>
+            </w:pPr>
+            <w:r>
+              <w:rPr>
+                <w:rFonts w:ascii="Calibri" w:hAnsi="Calibri"/>
+                <w:bCs/>
+                <w:color w:val="000000"/>
+                <w:sz w:val="20"/>
+                <w:szCs w:val="20"/>
+              </w:rPr>
+              <w:t>HU</w:t>
+            </w:r>
+          </w:p>
+        </w:tc>
+        <w:tc>
+          <w:tcPr>
+            <w:tcW w:w="1275" w:type="dxa"/>
+            <w:shd w:val="clear" w:color="auto" w:fill="F2F2F2"/>
+            <w:vAlign w:val="center"/>
+          </w:tcPr>
+          <w:p>
+            <w:pPr>
+              <w:rPr>
+                <w:bCs/>
+                <w:sz w:val="20"/>
+                <w:szCs w:val="20"/>
+              </w:rPr>
+            </w:pPr>
+            <w:r>
+              <w:rPr>
+                <w:rFonts w:ascii="Calibri" w:hAnsi="Calibri"/>
+                <w:bCs/>
+                <w:color w:val="000000"/>
+                <w:sz w:val="20"/>
+                <w:szCs w:val="20"/>
+              </w:rPr>
+              <w:t>Materiales</w:t>
             </w:r>
           </w:p>
         </w:tc>
@@ -2860,29 +2943,21 @@
           <w:p>
             <w:pPr>
               <w:jc w:val="center"/>
-            </w:pPr>
-            <w:r>
-              <w:rPr>
-                <w:rFonts w:ascii="Calibri" w:hAnsi="Calibri"/>
-                <w:color w:val="000000"/>
-              </w:rPr>
-              <w:t>HU</w:t>
-            </w:r>
-          </w:p>
-        </w:tc>
-        <w:tc>
-          <w:tcPr>
-            <w:tcW w:w="1134" w:type="dxa"/>
-            <w:shd w:val="clear" w:color="auto" w:fill="F2F2F2"/>
-            <w:vAlign w:val="center"/>
-          </w:tcPr>
-          <w:p>
-            <w:r>
-              <w:rPr>
-                <w:rFonts w:ascii="Calibri" w:hAnsi="Calibri"/>
-                <w:color w:val="000000"/>
-              </w:rPr>
-              <w:t>Materiales</w:t>
+              <w:rPr>
+                <w:bCs/>
+                <w:sz w:val="20"/>
+                <w:szCs w:val="20"/>
+              </w:rPr>
+            </w:pPr>
+            <w:r>
+              <w:rPr>
+                <w:rFonts w:ascii="Calibri" w:hAnsi="Calibri"/>
+                <w:bCs/>
+                <w:color w:val="000000"/>
+                <w:sz w:val="20"/>
+                <w:szCs w:val="20"/>
+              </w:rPr>
+              <w:t>8</w:t>
             </w:r>
           </w:p>
         </w:tc>
@@ -2895,11 +2970,19 @@
           <w:p>
             <w:pPr>
               <w:jc w:val="center"/>
-            </w:pPr>
-            <w:r>
-              <w:rPr>
-                <w:rFonts w:ascii="Calibri" w:hAnsi="Calibri"/>
-                <w:color w:val="000000"/>
+              <w:rPr>
+                <w:bCs/>
+                <w:sz w:val="20"/>
+                <w:szCs w:val="20"/>
+              </w:rPr>
+            </w:pPr>
+            <w:r>
+              <w:rPr>
+                <w:rFonts w:ascii="Calibri" w:hAnsi="Calibri"/>
+                <w:bCs/>
+                <w:color w:val="000000"/>
+                <w:sz w:val="20"/>
+                <w:szCs w:val="20"/>
               </w:rPr>
               <w:t>8</w:t>
             </w:r>
@@ -2907,37 +2990,26 @@
         </w:tc>
         <w:tc>
           <w:tcPr>
-            <w:tcW w:w="708" w:type="dxa"/>
-            <w:shd w:val="clear" w:color="auto" w:fill="F2F2F2"/>
+            <w:tcW w:w="1236" w:type="dxa"/>
+            <w:shd w:val="clear" w:color="auto" w:fill="E2EFDA"/>
             <w:vAlign w:val="center"/>
           </w:tcPr>
           <w:p>
             <w:pPr>
               <w:jc w:val="center"/>
-            </w:pPr>
-            <w:r>
-              <w:rPr>
-                <w:rFonts w:ascii="Calibri" w:hAnsi="Calibri"/>
-                <w:color w:val="000000"/>
-              </w:rPr>
-              <w:t>8</w:t>
-            </w:r>
-          </w:p>
-        </w:tc>
-        <w:tc>
-          <w:tcPr>
-            <w:tcW w:w="1378" w:type="dxa"/>
-            <w:shd w:val="clear" w:color="auto" w:fill="E2EFDA"/>
-            <w:vAlign w:val="center"/>
-          </w:tcPr>
-          <w:p>
-            <w:pPr>
-              <w:jc w:val="center"/>
-            </w:pPr>
-            <w:r>
-              <w:rPr>
-                <w:rFonts w:ascii="Calibri" w:hAnsi="Calibri"/>
-                <w:color w:val="000000"/>
+              <w:rPr>
+                <w:bCs/>
+                <w:sz w:val="20"/>
+                <w:szCs w:val="20"/>
+              </w:rPr>
+            </w:pPr>
+            <w:r>
+              <w:rPr>
+                <w:rFonts w:ascii="Calibri" w:hAnsi="Calibri"/>
+                <w:bCs/>
+                <w:color w:val="000000"/>
+                <w:sz w:val="20"/>
+                <w:szCs w:val="20"/>
               </w:rPr>
               <w:t>Completado</w:t>
             </w:r>
@@ -2950,108 +3022,160 @@
             <w:vAlign w:val="center"/>
           </w:tcPr>
           <w:p>
-            <w:r>
-              <w:rPr>
-                <w:rFonts w:ascii="Calibri" w:hAnsi="Calibri"/>
-                <w:color w:val="000000"/>
+            <w:pPr>
+              <w:rPr>
+                <w:bCs/>
+                <w:sz w:val="20"/>
+                <w:szCs w:val="20"/>
+              </w:rPr>
+            </w:pPr>
+            <w:r>
+              <w:rPr>
+                <w:rFonts w:ascii="Calibri" w:hAnsi="Calibri"/>
+                <w:bCs/>
+                <w:color w:val="000000"/>
+                <w:sz w:val="20"/>
+                <w:szCs w:val="20"/>
               </w:rPr>
               <w:t xml:space="preserve">Admin puede crear, editar, listar y desactivar materiales del </w:t>
             </w:r>
             <w:r>
               <w:rPr>
                 <w:rFonts w:ascii="Calibri" w:hAnsi="Calibri"/>
-                <w:color w:val="000000"/>
+                <w:bCs/>
+                <w:color w:val="000000"/>
+                <w:sz w:val="20"/>
+                <w:szCs w:val="20"/>
               </w:rPr>
               <w:t>catálogo</w:t>
             </w:r>
             <w:r>
               <w:rPr>
                 <w:rFonts w:ascii="Calibri" w:hAnsi="Calibri"/>
-                <w:color w:val="000000"/>
+                <w:bCs/>
+                <w:color w:val="000000"/>
+                <w:sz w:val="20"/>
+                <w:szCs w:val="20"/>
               </w:rPr>
               <w:t xml:space="preserve"> base. POST /api/v1/materiales retorna 403 si el rol no es Admin. GET /api/v1/materiales acepta query params ?</w:t>
             </w:r>
             <w:r>
               <w:rPr>
                 <w:rFonts w:ascii="Calibri" w:hAnsi="Calibri"/>
-                <w:color w:val="000000"/>
+                <w:bCs/>
+                <w:color w:val="000000"/>
+                <w:sz w:val="20"/>
+                <w:szCs w:val="20"/>
               </w:rPr>
               <w:t>¿categoría=, ?</w:t>
             </w:r>
             <w:r>
               <w:rPr>
                 <w:rFonts w:ascii="Calibri" w:hAnsi="Calibri"/>
-                <w:color w:val="000000"/>
+                <w:bCs/>
+                <w:color w:val="000000"/>
+                <w:sz w:val="20"/>
+                <w:szCs w:val="20"/>
               </w:rPr>
               <w:t>busqueda=, ?soloActivos= y retorna lista filtrada. GET /api/v1/materiales/</w:t>
             </w:r>
             <w:r>
               <w:rPr>
                 <w:rFonts w:ascii="Calibri" w:hAnsi="Calibri"/>
-                <w:color w:val="000000"/>
+                <w:bCs/>
+                <w:color w:val="000000"/>
+                <w:sz w:val="20"/>
+                <w:szCs w:val="20"/>
               </w:rPr>
               <w:t>categorías</w:t>
             </w:r>
             <w:r>
               <w:rPr>
                 <w:rFonts w:ascii="Calibri" w:hAnsi="Calibri"/>
-                <w:color w:val="000000"/>
+                <w:bCs/>
+                <w:color w:val="000000"/>
+                <w:sz w:val="20"/>
+                <w:szCs w:val="20"/>
               </w:rPr>
               <w:t xml:space="preserve"> retorna </w:t>
             </w:r>
             <w:r>
               <w:rPr>
                 <w:rFonts w:ascii="Calibri" w:hAnsi="Calibri"/>
-                <w:color w:val="000000"/>
+                <w:bCs/>
+                <w:color w:val="000000"/>
+                <w:sz w:val="20"/>
+                <w:szCs w:val="20"/>
               </w:rPr>
               <w:t>categorías</w:t>
             </w:r>
             <w:r>
               <w:rPr>
                 <w:rFonts w:ascii="Calibri" w:hAnsi="Calibri"/>
-                <w:color w:val="000000"/>
+                <w:bCs/>
+                <w:color w:val="000000"/>
+                <w:sz w:val="20"/>
+                <w:szCs w:val="20"/>
               </w:rPr>
               <w:t xml:space="preserve"> </w:t>
             </w:r>
             <w:r>
               <w:rPr>
                 <w:rFonts w:ascii="Calibri" w:hAnsi="Calibri"/>
-                <w:color w:val="000000"/>
+                <w:bCs/>
+                <w:color w:val="000000"/>
+                <w:sz w:val="20"/>
+                <w:szCs w:val="20"/>
               </w:rPr>
               <w:t>únicas</w:t>
             </w:r>
             <w:r>
               <w:rPr>
                 <w:rFonts w:ascii="Calibri" w:hAnsi="Calibri"/>
-                <w:color w:val="000000"/>
+                <w:bCs/>
+                <w:color w:val="000000"/>
+                <w:sz w:val="20"/>
+                <w:szCs w:val="20"/>
               </w:rPr>
               <w:t xml:space="preserve"> para el selector del frontend. DELETE /api/v1/materiales/:id realiza soft-delete (activo=false), no borra de la BD. </w:t>
             </w:r>
             <w:r>
               <w:rPr>
                 <w:rFonts w:ascii="Calibri" w:hAnsi="Calibri"/>
-                <w:color w:val="000000"/>
+                <w:bCs/>
+                <w:color w:val="000000"/>
+                <w:sz w:val="20"/>
+                <w:szCs w:val="20"/>
               </w:rPr>
               <w:t>Validación</w:t>
             </w:r>
             <w:r>
               <w:rPr>
                 <w:rFonts w:ascii="Calibri" w:hAnsi="Calibri"/>
-                <w:color w:val="000000"/>
+                <w:bCs/>
+                <w:color w:val="000000"/>
+                <w:sz w:val="20"/>
+                <w:szCs w:val="20"/>
               </w:rPr>
               <w:t xml:space="preserve"> de unicidad de </w:t>
             </w:r>
             <w:r>
               <w:rPr>
                 <w:rFonts w:ascii="Calibri" w:hAnsi="Calibri"/>
-                <w:color w:val="000000"/>
+                <w:bCs/>
+                <w:color w:val="000000"/>
+                <w:sz w:val="20"/>
+                <w:szCs w:val="20"/>
               </w:rPr>
               <w:t>código</w:t>
             </w:r>
             <w:r>
               <w:rPr>
                 <w:rFonts w:ascii="Calibri" w:hAnsi="Calibri"/>
-                <w:color w:val="000000"/>
+                <w:bCs/>
+                <w:color w:val="000000"/>
+                <w:sz w:val="20"/>
+                <w:szCs w:val="20"/>
               </w:rPr>
               <w:t xml:space="preserve"> al crear: retorna 409 si ya existe.</w:t>
             </w:r>
@@ -3071,11 +3195,19 @@
           <w:p>
             <w:pPr>
               <w:jc w:val="center"/>
-            </w:pPr>
-            <w:r>
-              <w:rPr>
-                <w:rFonts w:ascii="Calibri" w:hAnsi="Calibri"/>
-                <w:color w:val="000000"/>
+              <w:rPr>
+                <w:bCs/>
+                <w:sz w:val="20"/>
+                <w:szCs w:val="20"/>
+              </w:rPr>
+            </w:pPr>
+            <w:r>
+              <w:rPr>
+                <w:rFonts w:ascii="Calibri" w:hAnsi="Calibri"/>
+                <w:bCs/>
+                <w:color w:val="000000"/>
+                <w:sz w:val="20"/>
+                <w:szCs w:val="20"/>
               </w:rPr>
               <w:t>HU-10</w:t>
             </w:r>
@@ -3088,26 +3220,95 @@
             <w:vAlign w:val="center"/>
           </w:tcPr>
           <w:p>
-            <w:r>
-              <w:rPr>
-                <w:rFonts w:ascii="Calibri" w:hAnsi="Calibri"/>
-                <w:color w:val="000000"/>
+            <w:pPr>
+              <w:rPr>
+                <w:bCs/>
+                <w:sz w:val="20"/>
+                <w:szCs w:val="20"/>
+              </w:rPr>
+            </w:pPr>
+            <w:r>
+              <w:rPr>
+                <w:rFonts w:ascii="Calibri" w:hAnsi="Calibri"/>
+                <w:bCs/>
+                <w:color w:val="000000"/>
+                <w:sz w:val="20"/>
+                <w:szCs w:val="20"/>
               </w:rPr>
               <w:t xml:space="preserve">Registro de movimientos de inventario en bodega (ENTRADA/SALIDA/AJUSTE) con </w:t>
             </w:r>
             <w:r>
               <w:rPr>
                 <w:rFonts w:ascii="Calibri" w:hAnsi="Calibri"/>
-                <w:color w:val="000000"/>
+                <w:bCs/>
+                <w:color w:val="000000"/>
+                <w:sz w:val="20"/>
+                <w:szCs w:val="20"/>
               </w:rPr>
               <w:t>validación</w:t>
             </w:r>
             <w:r>
               <w:rPr>
                 <w:rFonts w:ascii="Calibri" w:hAnsi="Calibri"/>
-                <w:color w:val="000000"/>
+                <w:bCs/>
+                <w:color w:val="000000"/>
+                <w:sz w:val="20"/>
+                <w:szCs w:val="20"/>
               </w:rPr>
               <w:t xml:space="preserve"> de stock</w:t>
+            </w:r>
+          </w:p>
+        </w:tc>
+        <w:tc>
+          <w:tcPr>
+            <w:tcW w:w="709" w:type="dxa"/>
+            <w:shd w:val="clear" w:color="auto" w:fill="FFFFFF"/>
+            <w:vAlign w:val="center"/>
+          </w:tcPr>
+          <w:p>
+            <w:pPr>
+              <w:jc w:val="center"/>
+              <w:rPr>
+                <w:bCs/>
+                <w:sz w:val="20"/>
+                <w:szCs w:val="20"/>
+              </w:rPr>
+            </w:pPr>
+            <w:r>
+              <w:rPr>
+                <w:rFonts w:ascii="Calibri" w:hAnsi="Calibri"/>
+                <w:bCs/>
+                <w:color w:val="000000"/>
+                <w:sz w:val="20"/>
+                <w:szCs w:val="20"/>
+              </w:rPr>
+              <w:t>HU</w:t>
+            </w:r>
+          </w:p>
+        </w:tc>
+        <w:tc>
+          <w:tcPr>
+            <w:tcW w:w="1275" w:type="dxa"/>
+            <w:shd w:val="clear" w:color="auto" w:fill="FFFFFF"/>
+            <w:vAlign w:val="center"/>
+          </w:tcPr>
+          <w:p>
+            <w:pPr>
+              <w:rPr>
+                <w:bCs/>
+                <w:sz w:val="20"/>
+                <w:szCs w:val="20"/>
+              </w:rPr>
+            </w:pPr>
+            <w:r>
+              <w:rPr>
+                <w:rFonts w:ascii="Calibri" w:hAnsi="Calibri"/>
+                <w:bCs/>
+                <w:color w:val="000000"/>
+                <w:sz w:val="20"/>
+                <w:szCs w:val="20"/>
+              </w:rPr>
+              <w:t>Bodega</w:t>
             </w:r>
           </w:p>
         </w:tc>
@@ -3120,29 +3321,21 @@
           <w:p>
             <w:pPr>
               <w:jc w:val="center"/>
-            </w:pPr>
-            <w:r>
-              <w:rPr>
-                <w:rFonts w:ascii="Calibri" w:hAnsi="Calibri"/>
-                <w:color w:val="000000"/>
-              </w:rPr>
-              <w:t>HU</w:t>
-            </w:r>
-          </w:p>
-        </w:tc>
-        <w:tc>
-          <w:tcPr>
-            <w:tcW w:w="1134" w:type="dxa"/>
-            <w:shd w:val="clear" w:color="auto" w:fill="FFFFFF"/>
-            <w:vAlign w:val="center"/>
-          </w:tcPr>
-          <w:p>
-            <w:r>
-              <w:rPr>
-                <w:rFonts w:ascii="Calibri" w:hAnsi="Calibri"/>
-                <w:color w:val="000000"/>
-              </w:rPr>
-              <w:t>Bodega</w:t>
+              <w:rPr>
+                <w:bCs/>
+                <w:sz w:val="20"/>
+                <w:szCs w:val="20"/>
+              </w:rPr>
+            </w:pPr>
+            <w:r>
+              <w:rPr>
+                <w:rFonts w:ascii="Calibri" w:hAnsi="Calibri"/>
+                <w:bCs/>
+                <w:color w:val="000000"/>
+                <w:sz w:val="20"/>
+                <w:szCs w:val="20"/>
+              </w:rPr>
+              <w:t>8</w:t>
             </w:r>
           </w:p>
         </w:tc>
@@ -3155,11 +3348,19 @@
           <w:p>
             <w:pPr>
               <w:jc w:val="center"/>
-            </w:pPr>
-            <w:r>
-              <w:rPr>
-                <w:rFonts w:ascii="Calibri" w:hAnsi="Calibri"/>
-                <w:color w:val="000000"/>
+              <w:rPr>
+                <w:bCs/>
+                <w:sz w:val="20"/>
+                <w:szCs w:val="20"/>
+              </w:rPr>
+            </w:pPr>
+            <w:r>
+              <w:rPr>
+                <w:rFonts w:ascii="Calibri" w:hAnsi="Calibri"/>
+                <w:bCs/>
+                <w:color w:val="000000"/>
+                <w:sz w:val="20"/>
+                <w:szCs w:val="20"/>
               </w:rPr>
               <w:t>8</w:t>
             </w:r>
@@ -3167,37 +3368,26 @@
         </w:tc>
         <w:tc>
           <w:tcPr>
-            <w:tcW w:w="708" w:type="dxa"/>
-            <w:shd w:val="clear" w:color="auto" w:fill="FFFFFF"/>
+            <w:tcW w:w="1236" w:type="dxa"/>
+            <w:shd w:val="clear" w:color="auto" w:fill="E2EFDA"/>
             <w:vAlign w:val="center"/>
           </w:tcPr>
           <w:p>
             <w:pPr>
               <w:jc w:val="center"/>
-            </w:pPr>
-            <w:r>
-              <w:rPr>
-                <w:rFonts w:ascii="Calibri" w:hAnsi="Calibri"/>
-                <w:color w:val="000000"/>
-              </w:rPr>
-              <w:t>8</w:t>
-            </w:r>
-          </w:p>
-        </w:tc>
-        <w:tc>
-          <w:tcPr>
-            <w:tcW w:w="1378" w:type="dxa"/>
-            <w:shd w:val="clear" w:color="auto" w:fill="E2EFDA"/>
-            <w:vAlign w:val="center"/>
-          </w:tcPr>
-          <w:p>
-            <w:pPr>
-              <w:jc w:val="center"/>
-            </w:pPr>
-            <w:r>
-              <w:rPr>
-                <w:rFonts w:ascii="Calibri" w:hAnsi="Calibri"/>
-                <w:color w:val="000000"/>
+              <w:rPr>
+                <w:bCs/>
+                <w:sz w:val="20"/>
+                <w:szCs w:val="20"/>
+              </w:rPr>
+            </w:pPr>
+            <w:r>
+              <w:rPr>
+                <w:rFonts w:ascii="Calibri" w:hAnsi="Calibri"/>
+                <w:bCs/>
+                <w:color w:val="000000"/>
+                <w:sz w:val="20"/>
+                <w:szCs w:val="20"/>
               </w:rPr>
               <w:t>Completado</w:t>
             </w:r>
@@ -3210,81 +3400,120 @@
             <w:vAlign w:val="center"/>
           </w:tcPr>
           <w:p>
-            <w:r>
-              <w:rPr>
-                <w:rFonts w:ascii="Calibri" w:hAnsi="Calibri"/>
-                <w:color w:val="000000"/>
+            <w:pPr>
+              <w:rPr>
+                <w:bCs/>
+                <w:sz w:val="20"/>
+                <w:szCs w:val="20"/>
+              </w:rPr>
+            </w:pPr>
+            <w:r>
+              <w:rPr>
+                <w:rFonts w:ascii="Calibri" w:hAnsi="Calibri"/>
+                <w:bCs/>
+                <w:color w:val="000000"/>
+                <w:sz w:val="20"/>
+                <w:szCs w:val="20"/>
               </w:rPr>
               <w:t xml:space="preserve">Solo Bodeguero y Admin pueden registrar movimientos de inventario. POST /api/v1/bodega/proyectos/:id/movimientos acepta tipoMovimiento: ENTRADA|SALIDA|AJUSTE. SALIDA valida stock disponible: si </w:t>
             </w:r>
             <w:r>
               <w:rPr>
                 <w:rFonts w:ascii="Calibri" w:hAnsi="Calibri"/>
-                <w:color w:val="000000"/>
+                <w:bCs/>
+                <w:color w:val="000000"/>
+                <w:sz w:val="20"/>
+                <w:szCs w:val="20"/>
               </w:rPr>
               <w:t>cantidad Resultante</w:t>
             </w:r>
             <w:r>
               <w:rPr>
                 <w:rFonts w:ascii="Calibri" w:hAnsi="Calibri"/>
-                <w:color w:val="000000"/>
+                <w:bCs/>
+                <w:color w:val="000000"/>
+                <w:sz w:val="20"/>
+                <w:szCs w:val="20"/>
               </w:rPr>
               <w:t xml:space="preserve"> &lt; 0, retorna 422 con mensaje de stock insuficiente. AJUSTE reemplaza el valor de stock directamente. </w:t>
             </w:r>
             <w:r>
               <w:rPr>
                 <w:rFonts w:ascii="Calibri" w:hAnsi="Calibri"/>
-                <w:color w:val="000000"/>
-              </w:rPr>
-              <w:lastRenderedPageBreak/>
+                <w:bCs/>
+                <w:color w:val="000000"/>
+                <w:sz w:val="20"/>
+                <w:szCs w:val="20"/>
+              </w:rPr>
               <w:t>Operación</w:t>
             </w:r>
             <w:r>
               <w:rPr>
                 <w:rFonts w:ascii="Calibri" w:hAnsi="Calibri"/>
-                <w:color w:val="000000"/>
+                <w:bCs/>
+                <w:color w:val="000000"/>
+                <w:sz w:val="20"/>
+                <w:szCs w:val="20"/>
               </w:rPr>
               <w:t xml:space="preserve"> </w:t>
             </w:r>
             <w:r>
               <w:rPr>
                 <w:rFonts w:ascii="Calibri" w:hAnsi="Calibri"/>
-                <w:color w:val="000000"/>
+                <w:bCs/>
+                <w:color w:val="000000"/>
+                <w:sz w:val="20"/>
+                <w:szCs w:val="20"/>
               </w:rPr>
               <w:t>atómica</w:t>
             </w:r>
             <w:r>
               <w:rPr>
                 <w:rFonts w:ascii="Calibri" w:hAnsi="Calibri"/>
-                <w:color w:val="000000"/>
+                <w:bCs/>
+                <w:color w:val="000000"/>
+                <w:sz w:val="20"/>
+                <w:szCs w:val="20"/>
               </w:rPr>
               <w:t xml:space="preserve">: movimiento + </w:t>
             </w:r>
             <w:r>
               <w:rPr>
                 <w:rFonts w:ascii="Calibri" w:hAnsi="Calibri"/>
-                <w:color w:val="000000"/>
+                <w:bCs/>
+                <w:color w:val="000000"/>
+                <w:sz w:val="20"/>
+                <w:szCs w:val="20"/>
               </w:rPr>
               <w:t>actualización</w:t>
             </w:r>
             <w:r>
               <w:rPr>
                 <w:rFonts w:ascii="Calibri" w:hAnsi="Calibri"/>
-                <w:color w:val="000000"/>
+                <w:bCs/>
+                <w:color w:val="000000"/>
+                <w:sz w:val="20"/>
+                <w:szCs w:val="20"/>
               </w:rPr>
               <w:t xml:space="preserve"> de InventarioProyecto en una </w:t>
             </w:r>
             <w:r>
               <w:rPr>
                 <w:rFonts w:ascii="Calibri" w:hAnsi="Calibri"/>
-                <w:color w:val="000000"/>
+                <w:bCs/>
+                <w:color w:val="000000"/>
+                <w:sz w:val="20"/>
+                <w:szCs w:val="20"/>
               </w:rPr>
               <w:t>transacción</w:t>
             </w:r>
             <w:r>
               <w:rPr>
                 <w:rFonts w:ascii="Calibri" w:hAnsi="Calibri"/>
-                <w:color w:val="000000"/>
+                <w:bCs/>
+                <w:color w:val="000000"/>
+                <w:sz w:val="20"/>
+                <w:szCs w:val="20"/>
               </w:rPr>
               <w:t xml:space="preserve"> Prisma. Registro inmutable del movimiento (historial tipo libro contable).</w:t>
             </w:r>
@@ -3304,13 +3533,20 @@
           <w:p>
             <w:pPr>
               <w:jc w:val="center"/>
-            </w:pPr>
-            <w:r>
-              <w:rPr>
-                <w:rFonts w:ascii="Calibri" w:hAnsi="Calibri"/>
-                <w:color w:val="000000"/>
-              </w:rPr>
-              <w:lastRenderedPageBreak/>
+              <w:rPr>
+                <w:bCs/>
+                <w:sz w:val="20"/>
+                <w:szCs w:val="20"/>
+              </w:rPr>
+            </w:pPr>
+            <w:r>
+              <w:rPr>
+                <w:rFonts w:ascii="Calibri" w:hAnsi="Calibri"/>
+                <w:bCs/>
+                <w:color w:val="000000"/>
+                <w:sz w:val="20"/>
+                <w:szCs w:val="20"/>
+              </w:rPr>
               <w:t>HU-11</w:t>
             </w:r>
           </w:p>
@@ -3322,12 +3558,87 @@
             <w:vAlign w:val="center"/>
           </w:tcPr>
           <w:p>
-            <w:r>
-              <w:rPr>
-                <w:rFonts w:ascii="Calibri" w:hAnsi="Calibri"/>
-                <w:color w:val="000000"/>
-              </w:rPr>
-              <w:t>Consultar historial de movimientos e inventario actual por proyecto</w:t>
+            <w:pPr>
+              <w:rPr>
+                <w:bCs/>
+                <w:sz w:val="20"/>
+                <w:szCs w:val="20"/>
+              </w:rPr>
+            </w:pPr>
+            <w:r>
+              <w:rPr>
+                <w:rFonts w:ascii="Calibri" w:hAnsi="Calibri"/>
+                <w:bCs/>
+                <w:color w:val="000000"/>
+                <w:sz w:val="20"/>
+                <w:szCs w:val="20"/>
+              </w:rPr>
+              <w:t xml:space="preserve">Consultar historial de movimientos e inventario actual </w:t>
+            </w:r>
+            <w:r>
+              <w:rPr>
+                <w:rFonts w:ascii="Calibri" w:hAnsi="Calibri"/>
+                <w:bCs/>
+                <w:color w:val="000000"/>
+                <w:sz w:val="20"/>
+                <w:szCs w:val="20"/>
+              </w:rPr>
+              <w:lastRenderedPageBreak/>
+              <w:t>por proyecto</w:t>
+            </w:r>
+          </w:p>
+        </w:tc>
+        <w:tc>
+          <w:tcPr>
+            <w:tcW w:w="709" w:type="dxa"/>
+            <w:shd w:val="clear" w:color="auto" w:fill="F2F2F2"/>
+            <w:vAlign w:val="center"/>
+          </w:tcPr>
+          <w:p>
+            <w:pPr>
+              <w:jc w:val="center"/>
+              <w:rPr>
+                <w:bCs/>
+                <w:sz w:val="20"/>
+                <w:szCs w:val="20"/>
+              </w:rPr>
+            </w:pPr>
+            <w:r>
+              <w:rPr>
+                <w:rFonts w:ascii="Calibri" w:hAnsi="Calibri"/>
+                <w:bCs/>
+                <w:color w:val="000000"/>
+                <w:sz w:val="20"/>
+                <w:szCs w:val="20"/>
+              </w:rPr>
+              <w:lastRenderedPageBreak/>
+              <w:t>HU</w:t>
+            </w:r>
+          </w:p>
+        </w:tc>
+        <w:tc>
+          <w:tcPr>
+            <w:tcW w:w="1275" w:type="dxa"/>
+            <w:shd w:val="clear" w:color="auto" w:fill="F2F2F2"/>
+            <w:vAlign w:val="center"/>
+          </w:tcPr>
+          <w:p>
+            <w:pPr>
+              <w:rPr>
+                <w:bCs/>
+                <w:sz w:val="20"/>
+                <w:szCs w:val="20"/>
+              </w:rPr>
+            </w:pPr>
+            <w:r>
+              <w:rPr>
+                <w:rFonts w:ascii="Calibri" w:hAnsi="Calibri"/>
+                <w:bCs/>
+                <w:color w:val="000000"/>
+                <w:sz w:val="20"/>
+                <w:szCs w:val="20"/>
+              </w:rPr>
+              <w:t>Bodega</w:t>
             </w:r>
           </w:p>
         </w:tc>
@@ -3340,29 +3651,21 @@
           <w:p>
             <w:pPr>
               <w:jc w:val="center"/>
-            </w:pPr>
-            <w:r>
-              <w:rPr>
-                <w:rFonts w:ascii="Calibri" w:hAnsi="Calibri"/>
-                <w:color w:val="000000"/>
-              </w:rPr>
-              <w:t>HU</w:t>
-            </w:r>
-          </w:p>
-        </w:tc>
-        <w:tc>
-          <w:tcPr>
-            <w:tcW w:w="1134" w:type="dxa"/>
-            <w:shd w:val="clear" w:color="auto" w:fill="F2F2F2"/>
-            <w:vAlign w:val="center"/>
-          </w:tcPr>
-          <w:p>
-            <w:r>
-              <w:rPr>
-                <w:rFonts w:ascii="Calibri" w:hAnsi="Calibri"/>
-                <w:color w:val="000000"/>
-              </w:rPr>
-              <w:t>Bodega</w:t>
+              <w:rPr>
+                <w:bCs/>
+                <w:sz w:val="20"/>
+                <w:szCs w:val="20"/>
+              </w:rPr>
+            </w:pPr>
+            <w:r>
+              <w:rPr>
+                <w:rFonts w:ascii="Calibri" w:hAnsi="Calibri"/>
+                <w:bCs/>
+                <w:color w:val="000000"/>
+                <w:sz w:val="20"/>
+                <w:szCs w:val="20"/>
+              </w:rPr>
+              <w:t>5</w:t>
             </w:r>
           </w:p>
         </w:tc>
@@ -3375,11 +3678,19 @@
           <w:p>
             <w:pPr>
               <w:jc w:val="center"/>
-            </w:pPr>
-            <w:r>
-              <w:rPr>
-                <w:rFonts w:ascii="Calibri" w:hAnsi="Calibri"/>
-                <w:color w:val="000000"/>
+              <w:rPr>
+                <w:bCs/>
+                <w:sz w:val="20"/>
+                <w:szCs w:val="20"/>
+              </w:rPr>
+            </w:pPr>
+            <w:r>
+              <w:rPr>
+                <w:rFonts w:ascii="Calibri" w:hAnsi="Calibri"/>
+                <w:bCs/>
+                <w:color w:val="000000"/>
+                <w:sz w:val="20"/>
+                <w:szCs w:val="20"/>
               </w:rPr>
               <w:t>5</w:t>
             </w:r>
@@ -3387,37 +3698,26 @@
         </w:tc>
         <w:tc>
           <w:tcPr>
-            <w:tcW w:w="708" w:type="dxa"/>
-            <w:shd w:val="clear" w:color="auto" w:fill="F2F2F2"/>
+            <w:tcW w:w="1236" w:type="dxa"/>
+            <w:shd w:val="clear" w:color="auto" w:fill="E2EFDA"/>
             <w:vAlign w:val="center"/>
           </w:tcPr>
           <w:p>
             <w:pPr>
               <w:jc w:val="center"/>
-            </w:pPr>
-            <w:r>
-              <w:rPr>
-                <w:rFonts w:ascii="Calibri" w:hAnsi="Calibri"/>
-                <w:color w:val="000000"/>
-              </w:rPr>
-              <w:t>5</w:t>
-            </w:r>
-          </w:p>
-        </w:tc>
-        <w:tc>
-          <w:tcPr>
-            <w:tcW w:w="1378" w:type="dxa"/>
-            <w:shd w:val="clear" w:color="auto" w:fill="E2EFDA"/>
-            <w:vAlign w:val="center"/>
-          </w:tcPr>
-          <w:p>
-            <w:pPr>
-              <w:jc w:val="center"/>
-            </w:pPr>
-            <w:r>
-              <w:rPr>
-                <w:rFonts w:ascii="Calibri" w:hAnsi="Calibri"/>
-                <w:color w:val="000000"/>
+              <w:rPr>
+                <w:bCs/>
+                <w:sz w:val="20"/>
+                <w:szCs w:val="20"/>
+              </w:rPr>
+            </w:pPr>
+            <w:r>
+              <w:rPr>
+                <w:rFonts w:ascii="Calibri" w:hAnsi="Calibri"/>
+                <w:bCs/>
+                <w:color w:val="000000"/>
+                <w:sz w:val="20"/>
+                <w:szCs w:val="20"/>
               </w:rPr>
               <w:t>Completado</w:t>
             </w:r>
@@ -3430,38 +3730,71 @@
             <w:vAlign w:val="center"/>
           </w:tcPr>
           <w:p>
-            <w:r>
-              <w:rPr>
-                <w:rFonts w:ascii="Calibri" w:hAnsi="Calibri"/>
-                <w:color w:val="000000"/>
+            <w:pPr>
+              <w:rPr>
+                <w:bCs/>
+                <w:sz w:val="20"/>
+                <w:szCs w:val="20"/>
+              </w:rPr>
+            </w:pPr>
+            <w:r>
+              <w:rPr>
+                <w:rFonts w:ascii="Calibri" w:hAnsi="Calibri"/>
+                <w:bCs/>
+                <w:color w:val="000000"/>
+                <w:sz w:val="20"/>
+                <w:szCs w:val="20"/>
               </w:rPr>
               <w:t>GET /api/v1/bodega/proyectos/:id/movimientos retorna historial con filtros opcionales por ?</w:t>
             </w:r>
             <w:r>
               <w:rPr>
                 <w:rFonts w:ascii="Calibri" w:hAnsi="Calibri"/>
-                <w:color w:val="000000"/>
-              </w:rPr>
-              <w:t>¿idMaterial=, ?</w:t>
-            </w:r>
-            <w:r>
-              <w:rPr>
-                <w:rFonts w:ascii="Calibri" w:hAnsi="Calibri"/>
-                <w:color w:val="000000"/>
+                <w:bCs/>
+                <w:color w:val="000000"/>
+                <w:sz w:val="20"/>
+                <w:szCs w:val="20"/>
+              </w:rPr>
+              <w:t xml:space="preserve">¿idMaterial=, </w:t>
+            </w:r>
+            <w:r>
+              <w:rPr>
+                <w:rFonts w:ascii="Calibri" w:hAnsi="Calibri"/>
+                <w:bCs/>
+                <w:color w:val="000000"/>
+                <w:sz w:val="20"/>
+                <w:szCs w:val="20"/>
+              </w:rPr>
+              <w:lastRenderedPageBreak/>
+              <w:t>?</w:t>
+            </w:r>
+            <w:r>
+              <w:rPr>
+                <w:rFonts w:ascii="Calibri" w:hAnsi="Calibri"/>
+                <w:bCs/>
+                <w:color w:val="000000"/>
+                <w:sz w:val="20"/>
+                <w:szCs w:val="20"/>
               </w:rPr>
               <w:t xml:space="preserve">tipoMovimiento=, ?page=, ?limit=. GET /api/v1/bodega/proyectos/:id/inventario retorna stock actual de todos los materiales asignados al proyecto con cantidadDisponible. Acceso permitido a: Admin, Bodeguero, Residente, Presidente, Contador. Requiere </w:t>
             </w:r>
             <w:r>
               <w:rPr>
                 <w:rFonts w:ascii="Calibri" w:hAnsi="Calibri"/>
-                <w:color w:val="000000"/>
+                <w:bCs/>
+                <w:color w:val="000000"/>
+                <w:sz w:val="20"/>
+                <w:szCs w:val="20"/>
               </w:rPr>
               <w:t>asignación</w:t>
             </w:r>
             <w:r>
               <w:rPr>
                 <w:rFonts w:ascii="Calibri" w:hAnsi="Calibri"/>
-                <w:color w:val="000000"/>
+                <w:bCs/>
+                <w:color w:val="000000"/>
+                <w:sz w:val="20"/>
+                <w:szCs w:val="20"/>
               </w:rPr>
               <w:t xml:space="preserve"> activa al proyecto (requireProjectAccess), Admin tiene acceso irrestricto.</w:t>
             </w:r>
@@ -3481,12 +3814,21 @@
           <w:p>
             <w:pPr>
               <w:jc w:val="center"/>
-            </w:pPr>
-            <w:r>
-              <w:rPr>
-                <w:rFonts w:ascii="Calibri" w:hAnsi="Calibri"/>
-                <w:color w:val="000000"/>
-              </w:rPr>
+              <w:rPr>
+                <w:bCs/>
+                <w:sz w:val="20"/>
+                <w:szCs w:val="20"/>
+              </w:rPr>
+            </w:pPr>
+            <w:r>
+              <w:rPr>
+                <w:rFonts w:ascii="Calibri" w:hAnsi="Calibri"/>
+                <w:bCs/>
+                <w:color w:val="000000"/>
+                <w:sz w:val="20"/>
+                <w:szCs w:val="20"/>
+              </w:rPr>
+              <w:lastRenderedPageBreak/>
               <w:t>HT-06</w:t>
             </w:r>
           </w:p>
@@ -3498,19 +3840,75 @@
             <w:vAlign w:val="center"/>
           </w:tcPr>
           <w:p>
-            <w:r>
-              <w:rPr>
-                <w:rFonts w:ascii="Calibri" w:hAnsi="Calibri"/>
-                <w:color w:val="000000"/>
-              </w:rPr>
-              <w:t>Migración</w:t>
-            </w:r>
-            <w:r>
-              <w:rPr>
-                <w:rFonts w:ascii="Calibri" w:hAnsi="Calibri"/>
-                <w:color w:val="000000"/>
-              </w:rPr>
-              <w:t xml:space="preserve"> de tokens legacy: 'Administrador' hacia 'Administrador del Sistema'</w:t>
+            <w:pPr>
+              <w:rPr>
+                <w:bCs/>
+                <w:sz w:val="20"/>
+                <w:szCs w:val="20"/>
+              </w:rPr>
+            </w:pPr>
+            <w:r>
+              <w:rPr>
+                <w:rFonts w:ascii="Calibri" w:hAnsi="Calibri"/>
+                <w:bCs/>
+                <w:color w:val="000000"/>
+                <w:sz w:val="20"/>
+                <w:szCs w:val="20"/>
+              </w:rPr>
+              <w:t>Migración de tokens legacy: 'Administrador' hacia 'Administrador del Sistema'</w:t>
+            </w:r>
+          </w:p>
+        </w:tc>
+        <w:tc>
+          <w:tcPr>
+            <w:tcW w:w="709" w:type="dxa"/>
+            <w:shd w:val="clear" w:color="auto" w:fill="FFFFFF"/>
+            <w:vAlign w:val="center"/>
+          </w:tcPr>
+          <w:p>
+            <w:pPr>
+              <w:jc w:val="center"/>
+              <w:rPr>
+                <w:bCs/>
+                <w:sz w:val="20"/>
+                <w:szCs w:val="20"/>
+              </w:rPr>
+            </w:pPr>
+            <w:r>
+              <w:rPr>
+                <w:rFonts w:ascii="Calibri" w:hAnsi="Calibri"/>
+                <w:bCs/>
+                <w:color w:val="000000"/>
+                <w:sz w:val="20"/>
+                <w:szCs w:val="20"/>
+              </w:rPr>
+              <w:t>HT</w:t>
+            </w:r>
+          </w:p>
+        </w:tc>
+        <w:tc>
+          <w:tcPr>
+            <w:tcW w:w="1275" w:type="dxa"/>
+            <w:shd w:val="clear" w:color="auto" w:fill="FFFFFF"/>
+            <w:vAlign w:val="center"/>
+          </w:tcPr>
+          <w:p>
+            <w:pPr>
+              <w:rPr>
+                <w:bCs/>
+                <w:sz w:val="20"/>
+                <w:szCs w:val="20"/>
+              </w:rPr>
+            </w:pPr>
+            <w:r>
+              <w:rPr>
+                <w:rFonts w:ascii="Calibri" w:hAnsi="Calibri"/>
+                <w:bCs/>
+                <w:color w:val="000000"/>
+                <w:sz w:val="20"/>
+                <w:szCs w:val="20"/>
+              </w:rPr>
+              <w:t>Autenticación</w:t>
             </w:r>
           </w:p>
         </w:tc>
@@ -3523,29 +3921,21 @@
           <w:p>
             <w:pPr>
               <w:jc w:val="center"/>
-            </w:pPr>
-            <w:r>
-              <w:rPr>
-                <w:rFonts w:ascii="Calibri" w:hAnsi="Calibri"/>
-                <w:color w:val="000000"/>
-              </w:rPr>
-              <w:t>HT</w:t>
-            </w:r>
-          </w:p>
-        </w:tc>
-        <w:tc>
-          <w:tcPr>
-            <w:tcW w:w="1134" w:type="dxa"/>
-            <w:shd w:val="clear" w:color="auto" w:fill="FFFFFF"/>
-            <w:vAlign w:val="center"/>
-          </w:tcPr>
-          <w:p>
-            <w:r>
-              <w:rPr>
-                <w:rFonts w:ascii="Calibri" w:hAnsi="Calibri"/>
-                <w:color w:val="000000"/>
-              </w:rPr>
-              <w:t>Autenticación</w:t>
+              <w:rPr>
+                <w:bCs/>
+                <w:sz w:val="20"/>
+                <w:szCs w:val="20"/>
+              </w:rPr>
+            </w:pPr>
+            <w:r>
+              <w:rPr>
+                <w:rFonts w:ascii="Calibri" w:hAnsi="Calibri"/>
+                <w:bCs/>
+                <w:color w:val="000000"/>
+                <w:sz w:val="20"/>
+                <w:szCs w:val="20"/>
+              </w:rPr>
+              <w:t>3</w:t>
             </w:r>
           </w:p>
         </w:tc>
@@ -3558,11 +3948,19 @@
           <w:p>
             <w:pPr>
               <w:jc w:val="center"/>
-            </w:pPr>
-            <w:r>
-              <w:rPr>
-                <w:rFonts w:ascii="Calibri" w:hAnsi="Calibri"/>
-                <w:color w:val="000000"/>
+              <w:rPr>
+                <w:bCs/>
+                <w:sz w:val="20"/>
+                <w:szCs w:val="20"/>
+              </w:rPr>
+            </w:pPr>
+            <w:r>
+              <w:rPr>
+                <w:rFonts w:ascii="Calibri" w:hAnsi="Calibri"/>
+                <w:bCs/>
+                <w:color w:val="000000"/>
+                <w:sz w:val="20"/>
+                <w:szCs w:val="20"/>
               </w:rPr>
               <w:t>3</w:t>
             </w:r>
@@ -3570,37 +3968,26 @@
         </w:tc>
         <w:tc>
           <w:tcPr>
-            <w:tcW w:w="708" w:type="dxa"/>
-            <w:shd w:val="clear" w:color="auto" w:fill="FFFFFF"/>
+            <w:tcW w:w="1236" w:type="dxa"/>
+            <w:shd w:val="clear" w:color="auto" w:fill="E2EFDA"/>
             <w:vAlign w:val="center"/>
           </w:tcPr>
           <w:p>
             <w:pPr>
               <w:jc w:val="center"/>
-            </w:pPr>
-            <w:r>
-              <w:rPr>
-                <w:rFonts w:ascii="Calibri" w:hAnsi="Calibri"/>
-                <w:color w:val="000000"/>
-              </w:rPr>
-              <w:t>3</w:t>
-            </w:r>
-          </w:p>
-        </w:tc>
-        <w:tc>
-          <w:tcPr>
-            <w:tcW w:w="1378" w:type="dxa"/>
-            <w:shd w:val="clear" w:color="auto" w:fill="E2EFDA"/>
-            <w:vAlign w:val="center"/>
-          </w:tcPr>
-          <w:p>
-            <w:pPr>
-              <w:jc w:val="center"/>
-            </w:pPr>
-            <w:r>
-              <w:rPr>
-                <w:rFonts w:ascii="Calibri" w:hAnsi="Calibri"/>
-                <w:color w:val="000000"/>
+              <w:rPr>
+                <w:bCs/>
+                <w:sz w:val="20"/>
+                <w:szCs w:val="20"/>
+              </w:rPr>
+            </w:pPr>
+            <w:r>
+              <w:rPr>
+                <w:rFonts w:ascii="Calibri" w:hAnsi="Calibri"/>
+                <w:bCs/>
+                <w:color w:val="000000"/>
+                <w:sz w:val="20"/>
+                <w:szCs w:val="20"/>
               </w:rPr>
               <w:t>Completado</w:t>
             </w:r>
@@ -3613,52 +4000,80 @@
             <w:vAlign w:val="center"/>
           </w:tcPr>
           <w:p>
-            <w:r>
-              <w:rPr>
-                <w:rFonts w:ascii="Calibri" w:hAnsi="Calibri"/>
-                <w:color w:val="000000"/>
+            <w:pPr>
+              <w:rPr>
+                <w:bCs/>
+                <w:sz w:val="20"/>
+                <w:szCs w:val="20"/>
+              </w:rPr>
+            </w:pPr>
+            <w:r>
+              <w:rPr>
+                <w:rFonts w:ascii="Calibri" w:hAnsi="Calibri"/>
+                <w:bCs/>
+                <w:color w:val="000000"/>
+                <w:sz w:val="20"/>
+                <w:szCs w:val="20"/>
               </w:rPr>
               <w:t xml:space="preserve">El parche en auth.middleware.js que transforma rol 'Administrador' en 'Administrador del Sistema' fue verificado, documentado y cerrado como </w:t>
             </w:r>
             <w:r>
               <w:rPr>
                 <w:rFonts w:ascii="Calibri" w:hAnsi="Calibri"/>
-                <w:color w:val="000000"/>
+                <w:bCs/>
+                <w:color w:val="000000"/>
+                <w:sz w:val="20"/>
+                <w:szCs w:val="20"/>
               </w:rPr>
               <w:t>solución</w:t>
             </w:r>
             <w:r>
               <w:rPr>
                 <w:rFonts w:ascii="Calibri" w:hAnsi="Calibri"/>
-                <w:color w:val="000000"/>
+                <w:bCs/>
+                <w:color w:val="000000"/>
+                <w:sz w:val="20"/>
+                <w:szCs w:val="20"/>
               </w:rPr>
               <w:t xml:space="preserve"> definitiva. Se confirma que no existen tokens activos con el rol legacy en el entorno de </w:t>
             </w:r>
             <w:r>
               <w:rPr>
                 <w:rFonts w:ascii="Calibri" w:hAnsi="Calibri"/>
-                <w:color w:val="000000"/>
+                <w:bCs/>
+                <w:color w:val="000000"/>
+                <w:sz w:val="20"/>
+                <w:szCs w:val="20"/>
               </w:rPr>
               <w:t>producción</w:t>
             </w:r>
             <w:r>
               <w:rPr>
                 <w:rFonts w:ascii="Calibri" w:hAnsi="Calibri"/>
-                <w:color w:val="000000"/>
+                <w:bCs/>
+                <w:color w:val="000000"/>
+                <w:sz w:val="20"/>
+                <w:szCs w:val="20"/>
               </w:rPr>
               <w:t xml:space="preserve">. La deuda </w:t>
             </w:r>
             <w:r>
               <w:rPr>
                 <w:rFonts w:ascii="Calibri" w:hAnsi="Calibri"/>
-                <w:color w:val="000000"/>
+                <w:bCs/>
+                <w:color w:val="000000"/>
+                <w:sz w:val="20"/>
+                <w:szCs w:val="20"/>
               </w:rPr>
               <w:t>técnica</w:t>
             </w:r>
             <w:r>
               <w:rPr>
                 <w:rFonts w:ascii="Calibri" w:hAnsi="Calibri"/>
-                <w:color w:val="000000"/>
+                <w:bCs/>
+                <w:color w:val="000000"/>
+                <w:sz w:val="20"/>
+                <w:szCs w:val="20"/>
               </w:rPr>
               <w:t xml:space="preserve"> queda registrada como resuelta en el historial del sprint.</w:t>
             </w:r>
@@ -3678,11 +4093,19 @@
           <w:p>
             <w:pPr>
               <w:jc w:val="center"/>
-            </w:pPr>
-            <w:r>
-              <w:rPr>
-                <w:rFonts w:ascii="Calibri" w:hAnsi="Calibri"/>
-                <w:color w:val="000000"/>
+              <w:rPr>
+                <w:bCs/>
+                <w:sz w:val="20"/>
+                <w:szCs w:val="20"/>
+              </w:rPr>
+            </w:pPr>
+            <w:r>
+              <w:rPr>
+                <w:rFonts w:ascii="Calibri" w:hAnsi="Calibri"/>
+                <w:bCs/>
+                <w:color w:val="000000"/>
+                <w:sz w:val="20"/>
+                <w:szCs w:val="20"/>
               </w:rPr>
               <w:t>HT-07</w:t>
             </w:r>
@@ -3695,19 +4118,75 @@
             <w:vAlign w:val="center"/>
           </w:tcPr>
           <w:p>
-            <w:r>
-              <w:rPr>
-                <w:rFonts w:ascii="Calibri" w:hAnsi="Calibri"/>
-                <w:color w:val="000000"/>
-              </w:rPr>
-              <w:t>Estándar</w:t>
-            </w:r>
-            <w:r>
-              <w:rPr>
-                <w:rFonts w:ascii="Calibri" w:hAnsi="Calibri"/>
-                <w:color w:val="000000"/>
-              </w:rPr>
-              <w:t xml:space="preserve"> documentado de pipeline de middleware para endpoints con upload de archivos</w:t>
+            <w:pPr>
+              <w:rPr>
+                <w:bCs/>
+                <w:sz w:val="20"/>
+                <w:szCs w:val="20"/>
+              </w:rPr>
+            </w:pPr>
+            <w:r>
+              <w:rPr>
+                <w:rFonts w:ascii="Calibri" w:hAnsi="Calibri"/>
+                <w:bCs/>
+                <w:color w:val="000000"/>
+                <w:sz w:val="20"/>
+                <w:szCs w:val="20"/>
+              </w:rPr>
+              <w:t>Estándar documentado de pipeline de middleware para endpoints con upload de archivos</w:t>
+            </w:r>
+          </w:p>
+        </w:tc>
+        <w:tc>
+          <w:tcPr>
+            <w:tcW w:w="709" w:type="dxa"/>
+            <w:shd w:val="clear" w:color="auto" w:fill="F2F2F2"/>
+            <w:vAlign w:val="center"/>
+          </w:tcPr>
+          <w:p>
+            <w:pPr>
+              <w:jc w:val="center"/>
+              <w:rPr>
+                <w:bCs/>
+                <w:sz w:val="20"/>
+                <w:szCs w:val="20"/>
+              </w:rPr>
+            </w:pPr>
+            <w:r>
+              <w:rPr>
+                <w:rFonts w:ascii="Calibri" w:hAnsi="Calibri"/>
+                <w:bCs/>
+                <w:color w:val="000000"/>
+                <w:sz w:val="20"/>
+                <w:szCs w:val="20"/>
+              </w:rPr>
+              <w:t>HT</w:t>
+            </w:r>
+          </w:p>
+        </w:tc>
+        <w:tc>
+          <w:tcPr>
+            <w:tcW w:w="1275" w:type="dxa"/>
+            <w:shd w:val="clear" w:color="auto" w:fill="F2F2F2"/>
+            <w:vAlign w:val="center"/>
+          </w:tcPr>
+          <w:p>
+            <w:pPr>
+              <w:rPr>
+                <w:bCs/>
+                <w:sz w:val="20"/>
+                <w:szCs w:val="20"/>
+              </w:rPr>
+            </w:pPr>
+            <w:r>
+              <w:rPr>
+                <w:rFonts w:ascii="Calibri" w:hAnsi="Calibri"/>
+                <w:bCs/>
+                <w:color w:val="000000"/>
+                <w:sz w:val="20"/>
+                <w:szCs w:val="20"/>
+              </w:rPr>
+              <w:t>Infraestructura</w:t>
             </w:r>
           </w:p>
         </w:tc>
@@ -3720,29 +4199,21 @@
           <w:p>
             <w:pPr>
               <w:jc w:val="center"/>
-            </w:pPr>
-            <w:r>
-              <w:rPr>
-                <w:rFonts w:ascii="Calibri" w:hAnsi="Calibri"/>
-                <w:color w:val="000000"/>
-              </w:rPr>
-              <w:t>HT</w:t>
-            </w:r>
-          </w:p>
-        </w:tc>
-        <w:tc>
-          <w:tcPr>
-            <w:tcW w:w="1134" w:type="dxa"/>
-            <w:shd w:val="clear" w:color="auto" w:fill="F2F2F2"/>
-            <w:vAlign w:val="center"/>
-          </w:tcPr>
-          <w:p>
-            <w:r>
-              <w:rPr>
-                <w:rFonts w:ascii="Calibri" w:hAnsi="Calibri"/>
-                <w:color w:val="000000"/>
-              </w:rPr>
-              <w:t>Infraestructura</w:t>
+              <w:rPr>
+                <w:bCs/>
+                <w:sz w:val="20"/>
+                <w:szCs w:val="20"/>
+              </w:rPr>
+            </w:pPr>
+            <w:r>
+              <w:rPr>
+                <w:rFonts w:ascii="Calibri" w:hAnsi="Calibri"/>
+                <w:bCs/>
+                <w:color w:val="000000"/>
+                <w:sz w:val="20"/>
+                <w:szCs w:val="20"/>
+              </w:rPr>
+              <w:t>3</w:t>
             </w:r>
           </w:p>
         </w:tc>
@@ -3755,11 +4226,19 @@
           <w:p>
             <w:pPr>
               <w:jc w:val="center"/>
-            </w:pPr>
-            <w:r>
-              <w:rPr>
-                <w:rFonts w:ascii="Calibri" w:hAnsi="Calibri"/>
-                <w:color w:val="000000"/>
+              <w:rPr>
+                <w:bCs/>
+                <w:sz w:val="20"/>
+                <w:szCs w:val="20"/>
+              </w:rPr>
+            </w:pPr>
+            <w:r>
+              <w:rPr>
+                <w:rFonts w:ascii="Calibri" w:hAnsi="Calibri"/>
+                <w:bCs/>
+                <w:color w:val="000000"/>
+                <w:sz w:val="20"/>
+                <w:szCs w:val="20"/>
               </w:rPr>
               <w:t>3</w:t>
             </w:r>
@@ -3767,37 +4246,26 @@
         </w:tc>
         <w:tc>
           <w:tcPr>
-            <w:tcW w:w="708" w:type="dxa"/>
-            <w:shd w:val="clear" w:color="auto" w:fill="F2F2F2"/>
+            <w:tcW w:w="1236" w:type="dxa"/>
+            <w:shd w:val="clear" w:color="auto" w:fill="E2EFDA"/>
             <w:vAlign w:val="center"/>
           </w:tcPr>
           <w:p>
             <w:pPr>
               <w:jc w:val="center"/>
-            </w:pPr>
-            <w:r>
-              <w:rPr>
-                <w:rFonts w:ascii="Calibri" w:hAnsi="Calibri"/>
-                <w:color w:val="000000"/>
-              </w:rPr>
-              <w:t>3</w:t>
-            </w:r>
-          </w:p>
-        </w:tc>
-        <w:tc>
-          <w:tcPr>
-            <w:tcW w:w="1378" w:type="dxa"/>
-            <w:shd w:val="clear" w:color="auto" w:fill="E2EFDA"/>
-            <w:vAlign w:val="center"/>
-          </w:tcPr>
-          <w:p>
-            <w:pPr>
-              <w:jc w:val="center"/>
-            </w:pPr>
-            <w:r>
-              <w:rPr>
-                <w:rFonts w:ascii="Calibri" w:hAnsi="Calibri"/>
-                <w:color w:val="000000"/>
+              <w:rPr>
+                <w:bCs/>
+                <w:sz w:val="20"/>
+                <w:szCs w:val="20"/>
+              </w:rPr>
+            </w:pPr>
+            <w:r>
+              <w:rPr>
+                <w:rFonts w:ascii="Calibri" w:hAnsi="Calibri"/>
+                <w:bCs/>
+                <w:color w:val="000000"/>
+                <w:sz w:val="20"/>
+                <w:szCs w:val="20"/>
               </w:rPr>
               <w:t>Completado</w:t>
             </w:r>
@@ -3810,66 +4278,100 @@
             <w:vAlign w:val="center"/>
           </w:tcPr>
           <w:p>
-            <w:r>
-              <w:rPr>
-                <w:rFonts w:ascii="Calibri" w:hAnsi="Calibri"/>
-                <w:color w:val="000000"/>
+            <w:pPr>
+              <w:rPr>
+                <w:bCs/>
+                <w:sz w:val="20"/>
+                <w:szCs w:val="20"/>
+              </w:rPr>
+            </w:pPr>
+            <w:r>
+              <w:rPr>
+                <w:rFonts w:ascii="Calibri" w:hAnsi="Calibri"/>
+                <w:bCs/>
+                <w:color w:val="000000"/>
+                <w:sz w:val="20"/>
+                <w:szCs w:val="20"/>
               </w:rPr>
               <w:t xml:space="preserve">Pipeline </w:t>
             </w:r>
             <w:r>
               <w:rPr>
                 <w:rFonts w:ascii="Calibri" w:hAnsi="Calibri"/>
-                <w:color w:val="000000"/>
+                <w:bCs/>
+                <w:color w:val="000000"/>
+                <w:sz w:val="20"/>
+                <w:szCs w:val="20"/>
               </w:rPr>
               <w:t>estándar</w:t>
             </w:r>
             <w:r>
               <w:rPr>
                 <w:rFonts w:ascii="Calibri" w:hAnsi="Calibri"/>
-                <w:color w:val="000000"/>
+                <w:bCs/>
+                <w:color w:val="000000"/>
+                <w:sz w:val="20"/>
+                <w:szCs w:val="20"/>
               </w:rPr>
               <w:t xml:space="preserve"> documentado: requireAuth -&gt; requireRole([roles]) -&gt; multer.single('campo') -&gt; requireProjectAccess -&gt; controller. Se documento la </w:t>
             </w:r>
             <w:r>
               <w:rPr>
                 <w:rFonts w:ascii="Calibri" w:hAnsi="Calibri"/>
-                <w:color w:val="000000"/>
+                <w:bCs/>
+                <w:color w:val="000000"/>
+                <w:sz w:val="20"/>
+                <w:szCs w:val="20"/>
               </w:rPr>
               <w:t>razón</w:t>
             </w:r>
             <w:r>
               <w:rPr>
                 <w:rFonts w:ascii="Calibri" w:hAnsi="Calibri"/>
-                <w:color w:val="000000"/>
+                <w:bCs/>
+                <w:color w:val="000000"/>
+                <w:sz w:val="20"/>
+                <w:szCs w:val="20"/>
               </w:rPr>
               <w:t xml:space="preserve"> del orden: multer debe procesar el archivo antes de requireProjectAccess para que req.file </w:t>
             </w:r>
             <w:r>
               <w:rPr>
                 <w:rFonts w:ascii="Calibri" w:hAnsi="Calibri"/>
-                <w:color w:val="000000"/>
+                <w:bCs/>
+                <w:color w:val="000000"/>
+                <w:sz w:val="20"/>
+                <w:szCs w:val="20"/>
               </w:rPr>
               <w:t>esté</w:t>
             </w:r>
             <w:r>
               <w:rPr>
                 <w:rFonts w:ascii="Calibri" w:hAnsi="Calibri"/>
-                <w:color w:val="000000"/>
+                <w:bCs/>
+                <w:color w:val="000000"/>
+                <w:sz w:val="20"/>
+                <w:szCs w:val="20"/>
               </w:rPr>
               <w:t xml:space="preserve"> disponible si el middleware de acceso necesita inspeccionarlo. El </w:t>
             </w:r>
             <w:r>
               <w:rPr>
                 <w:rFonts w:ascii="Calibri" w:hAnsi="Calibri"/>
-                <w:color w:val="000000"/>
+                <w:bCs/>
+                <w:color w:val="000000"/>
+                <w:sz w:val="20"/>
+                <w:szCs w:val="20"/>
               </w:rPr>
               <w:t>estándar</w:t>
             </w:r>
             <w:r>
               <w:rPr>
                 <w:rFonts w:ascii="Calibri" w:hAnsi="Calibri"/>
-                <w:color w:val="000000"/>
+                <w:bCs/>
+                <w:color w:val="000000"/>
+                <w:sz w:val="20"/>
+                <w:szCs w:val="20"/>
               </w:rPr>
               <w:t xml:space="preserve"> aplica a cualquier endpoint nuevo que reciba archivos adjuntos.</w:t>
             </w:r>
@@ -3889,11 +4391,19 @@
           <w:p>
             <w:pPr>
               <w:jc w:val="center"/>
-            </w:pPr>
-            <w:r>
-              <w:rPr>
-                <w:rFonts w:ascii="Calibri" w:hAnsi="Calibri"/>
-                <w:color w:val="000000"/>
+              <w:rPr>
+                <w:bCs/>
+                <w:sz w:val="20"/>
+                <w:szCs w:val="20"/>
+              </w:rPr>
+            </w:pPr>
+            <w:r>
+              <w:rPr>
+                <w:rFonts w:ascii="Calibri" w:hAnsi="Calibri"/>
+                <w:bCs/>
+                <w:color w:val="000000"/>
+                <w:sz w:val="20"/>
+                <w:szCs w:val="20"/>
               </w:rPr>
               <w:t>HT-08</w:t>
             </w:r>
@@ -3906,48 +4416,105 @@
             <w:vAlign w:val="center"/>
           </w:tcPr>
           <w:p>
-            <w:r>
-              <w:rPr>
-                <w:rFonts w:ascii="Calibri" w:hAnsi="Calibri"/>
-                <w:color w:val="000000"/>
-              </w:rPr>
-              <w:t xml:space="preserve">Suite de pruebas automatizadas: materiales, </w:t>
-            </w:r>
-            <w:r>
-              <w:rPr>
-                <w:rFonts w:ascii="Calibri" w:hAnsi="Calibri"/>
-                <w:color w:val="000000"/>
-              </w:rPr>
-              <w:lastRenderedPageBreak/>
-              <w:t xml:space="preserve">bodega y </w:t>
-            </w:r>
-            <w:r>
-              <w:rPr>
-                <w:rFonts w:ascii="Calibri" w:hAnsi="Calibri"/>
-                <w:color w:val="000000"/>
+            <w:pPr>
+              <w:rPr>
+                <w:bCs/>
+                <w:sz w:val="20"/>
+                <w:szCs w:val="20"/>
+              </w:rPr>
+            </w:pPr>
+            <w:r>
+              <w:rPr>
+                <w:rFonts w:ascii="Calibri" w:hAnsi="Calibri"/>
+                <w:bCs/>
+                <w:color w:val="000000"/>
+                <w:sz w:val="20"/>
+                <w:szCs w:val="20"/>
+              </w:rPr>
+              <w:t xml:space="preserve">Suite de pruebas automatizadas: materiales, bodega y </w:t>
+            </w:r>
+            <w:r>
+              <w:rPr>
+                <w:rFonts w:ascii="Calibri" w:hAnsi="Calibri"/>
+                <w:bCs/>
+                <w:color w:val="000000"/>
+                <w:sz w:val="20"/>
+                <w:szCs w:val="20"/>
               </w:rPr>
               <w:t>validación</w:t>
             </w:r>
             <w:r>
               <w:rPr>
                 <w:rFonts w:ascii="Calibri" w:hAnsi="Calibri"/>
-                <w:color w:val="000000"/>
+                <w:bCs/>
+                <w:color w:val="000000"/>
+                <w:sz w:val="20"/>
+                <w:szCs w:val="20"/>
               </w:rPr>
               <w:t xml:space="preserve"> MIME type/</w:t>
             </w:r>
             <w:r>
               <w:rPr>
                 <w:rFonts w:ascii="Calibri" w:hAnsi="Calibri"/>
-                <w:color w:val="000000"/>
-              </w:rPr>
-              <w:t>tama</w:t>
-            </w:r>
-            <w:r>
-              <w:rPr>
-                <w:rFonts w:ascii="Calibri" w:hAnsi="Calibri"/>
-                <w:color w:val="000000"/>
-              </w:rPr>
-              <w:t>nio</w:t>
+                <w:bCs/>
+                <w:color w:val="000000"/>
+                <w:sz w:val="20"/>
+                <w:szCs w:val="20"/>
+              </w:rPr>
+              <w:t>tamanio</w:t>
+            </w:r>
+          </w:p>
+        </w:tc>
+        <w:tc>
+          <w:tcPr>
+            <w:tcW w:w="709" w:type="dxa"/>
+            <w:shd w:val="clear" w:color="auto" w:fill="FFFFFF"/>
+            <w:vAlign w:val="center"/>
+          </w:tcPr>
+          <w:p>
+            <w:pPr>
+              <w:jc w:val="center"/>
+              <w:rPr>
+                <w:bCs/>
+                <w:sz w:val="20"/>
+                <w:szCs w:val="20"/>
+              </w:rPr>
+            </w:pPr>
+            <w:r>
+              <w:rPr>
+                <w:rFonts w:ascii="Calibri" w:hAnsi="Calibri"/>
+                <w:bCs/>
+                <w:color w:val="000000"/>
+                <w:sz w:val="20"/>
+                <w:szCs w:val="20"/>
+              </w:rPr>
+              <w:t>HT</w:t>
+            </w:r>
+          </w:p>
+        </w:tc>
+        <w:tc>
+          <w:tcPr>
+            <w:tcW w:w="1275" w:type="dxa"/>
+            <w:shd w:val="clear" w:color="auto" w:fill="FFFFFF"/>
+            <w:vAlign w:val="center"/>
+          </w:tcPr>
+          <w:p>
+            <w:pPr>
+              <w:rPr>
+                <w:bCs/>
+                <w:sz w:val="20"/>
+                <w:szCs w:val="20"/>
+              </w:rPr>
+            </w:pPr>
+            <w:r>
+              <w:rPr>
+                <w:rFonts w:ascii="Calibri" w:hAnsi="Calibri"/>
+                <w:bCs/>
+                <w:color w:val="000000"/>
+                <w:sz w:val="20"/>
+                <w:szCs w:val="20"/>
+              </w:rPr>
+              <w:t>Calidad</w:t>
             </w:r>
           </w:p>
         </w:tc>
@@ -3960,30 +4527,21 @@
           <w:p>
             <w:pPr>
               <w:jc w:val="center"/>
-            </w:pPr>
-            <w:r>
-              <w:rPr>
-                <w:rFonts w:ascii="Calibri" w:hAnsi="Calibri"/>
-                <w:color w:val="000000"/>
-              </w:rPr>
-              <w:lastRenderedPageBreak/>
-              <w:t>HT</w:t>
-            </w:r>
-          </w:p>
-        </w:tc>
-        <w:tc>
-          <w:tcPr>
-            <w:tcW w:w="1134" w:type="dxa"/>
-            <w:shd w:val="clear" w:color="auto" w:fill="FFFFFF"/>
-            <w:vAlign w:val="center"/>
-          </w:tcPr>
-          <w:p>
-            <w:r>
-              <w:rPr>
-                <w:rFonts w:ascii="Calibri" w:hAnsi="Calibri"/>
-                <w:color w:val="000000"/>
-              </w:rPr>
-              <w:t>Calidad</w:t>
+              <w:rPr>
+                <w:bCs/>
+                <w:sz w:val="20"/>
+                <w:szCs w:val="20"/>
+              </w:rPr>
+            </w:pPr>
+            <w:r>
+              <w:rPr>
+                <w:rFonts w:ascii="Calibri" w:hAnsi="Calibri"/>
+                <w:bCs/>
+                <w:color w:val="000000"/>
+                <w:sz w:val="20"/>
+                <w:szCs w:val="20"/>
+              </w:rPr>
+              <w:t>5</w:t>
             </w:r>
           </w:p>
         </w:tc>
@@ -3996,11 +4554,19 @@
           <w:p>
             <w:pPr>
               <w:jc w:val="center"/>
-            </w:pPr>
-            <w:r>
-              <w:rPr>
-                <w:rFonts w:ascii="Calibri" w:hAnsi="Calibri"/>
-                <w:color w:val="000000"/>
+              <w:rPr>
+                <w:bCs/>
+                <w:sz w:val="20"/>
+                <w:szCs w:val="20"/>
+              </w:rPr>
+            </w:pPr>
+            <w:r>
+              <w:rPr>
+                <w:rFonts w:ascii="Calibri" w:hAnsi="Calibri"/>
+                <w:bCs/>
+                <w:color w:val="000000"/>
+                <w:sz w:val="20"/>
+                <w:szCs w:val="20"/>
               </w:rPr>
               <w:t>5</w:t>
             </w:r>
@@ -4008,37 +4574,26 @@
         </w:tc>
         <w:tc>
           <w:tcPr>
-            <w:tcW w:w="708" w:type="dxa"/>
-            <w:shd w:val="clear" w:color="auto" w:fill="FFFFFF"/>
+            <w:tcW w:w="1236" w:type="dxa"/>
+            <w:shd w:val="clear" w:color="auto" w:fill="E2EFDA"/>
             <w:vAlign w:val="center"/>
           </w:tcPr>
           <w:p>
             <w:pPr>
               <w:jc w:val="center"/>
-            </w:pPr>
-            <w:r>
-              <w:rPr>
-                <w:rFonts w:ascii="Calibri" w:hAnsi="Calibri"/>
-                <w:color w:val="000000"/>
-              </w:rPr>
-              <w:t>5</w:t>
-            </w:r>
-          </w:p>
-        </w:tc>
-        <w:tc>
-          <w:tcPr>
-            <w:tcW w:w="1378" w:type="dxa"/>
-            <w:shd w:val="clear" w:color="auto" w:fill="E2EFDA"/>
-            <w:vAlign w:val="center"/>
-          </w:tcPr>
-          <w:p>
-            <w:pPr>
-              <w:jc w:val="center"/>
-            </w:pPr>
-            <w:r>
-              <w:rPr>
-                <w:rFonts w:ascii="Calibri" w:hAnsi="Calibri"/>
-                <w:color w:val="000000"/>
+              <w:rPr>
+                <w:bCs/>
+                <w:sz w:val="20"/>
+                <w:szCs w:val="20"/>
+              </w:rPr>
+            </w:pPr>
+            <w:r>
+              <w:rPr>
+                <w:rFonts w:ascii="Calibri" w:hAnsi="Calibri"/>
+                <w:bCs/>
+                <w:color w:val="000000"/>
+                <w:sz w:val="20"/>
+                <w:szCs w:val="20"/>
               </w:rPr>
               <w:t>Completado</w:t>
             </w:r>
@@ -4051,32 +4606,40 @@
             <w:vAlign w:val="center"/>
           </w:tcPr>
           <w:p>
-            <w:r>
-              <w:rPr>
-                <w:rFonts w:ascii="Calibri" w:hAnsi="Calibri"/>
-                <w:color w:val="000000"/>
-              </w:rPr>
-              <w:t xml:space="preserve">18 casos de prueba automatizados en materiales_bodega.test.js. Grupo 1 (8 casos): CRUD de materiales con RBAC - GET sin </w:t>
-            </w:r>
-            <w:r>
-              <w:rPr>
-                <w:rFonts w:ascii="Calibri" w:hAnsi="Calibri"/>
-                <w:color w:val="000000"/>
-              </w:rPr>
-              <w:lastRenderedPageBreak/>
-              <w:t xml:space="preserve">token, con Admin, con Bodeguero, POST sin token, con Residente (403), con Admin sin campos (400), GET </w:t>
-            </w:r>
-            <w:r>
-              <w:rPr>
-                <w:rFonts w:ascii="Calibri" w:hAnsi="Calibri"/>
-                <w:color w:val="000000"/>
+            <w:pPr>
+              <w:rPr>
+                <w:bCs/>
+                <w:sz w:val="20"/>
+                <w:szCs w:val="20"/>
+              </w:rPr>
+            </w:pPr>
+            <w:r>
+              <w:rPr>
+                <w:rFonts w:ascii="Calibri" w:hAnsi="Calibri"/>
+                <w:bCs/>
+                <w:color w:val="000000"/>
+                <w:sz w:val="20"/>
+                <w:szCs w:val="20"/>
+              </w:rPr>
+              <w:t xml:space="preserve">18 casos de prueba automatizados en materiales_bodega.test.js. Grupo 1 (8 casos): CRUD de materiales con RBAC - GET sin token, con Admin, con Bodeguero, POST sin token, con Residente (403), con Admin sin campos (400), GET </w:t>
+            </w:r>
+            <w:r>
+              <w:rPr>
+                <w:rFonts w:ascii="Calibri" w:hAnsi="Calibri"/>
+                <w:bCs/>
+                <w:color w:val="000000"/>
+                <w:sz w:val="20"/>
+                <w:szCs w:val="20"/>
               </w:rPr>
               <w:t>categorías</w:t>
             </w:r>
             <w:r>
               <w:rPr>
                 <w:rFonts w:ascii="Calibri" w:hAnsi="Calibri"/>
-                <w:color w:val="000000"/>
+                <w:bCs/>
+                <w:color w:val="000000"/>
+                <w:sz w:val="20"/>
+                <w:szCs w:val="20"/>
               </w:rPr>
               <w:t>, DELETE con Contador (403). Grupo 2 (6 casos): Bodega con RBAC - POST sin token, con Residente (403), Admin sin body (400/500), GET movimientos sin token, con Admin (200/500), GET inventario con Admin (200/500). Grupo 3 (4 casos unit tests): validateImage rechaza PDF, archivos mayor de 5MB, acepta JPG valido, acepta PNG valido.</w:t>
             </w:r>
@@ -4089,7 +4652,6 @@
         <w:pStyle w:val="Ttulo1"/>
       </w:pPr>
       <w:r>
-        <w:lastRenderedPageBreak/>
         <w:t xml:space="preserve">7. </w:t>
       </w:r>
       <w:r>
@@ -4259,6 +4821,7 @@
                 <w:color w:val="000000"/>
                 <w:szCs w:val="28"/>
               </w:rPr>
+              <w:lastRenderedPageBreak/>
               <w:t>1</w:t>
             </w:r>
           </w:p>
@@ -4962,7 +5525,6 @@
         <w:pStyle w:val="Ttulo1"/>
       </w:pPr>
       <w:r>
-        <w:lastRenderedPageBreak/>
         <w:t xml:space="preserve">8. Retrospectiva: </w:t>
       </w:r>
       <w:r>
@@ -4980,16 +5542,7 @@
         <w:pStyle w:val="Ttulo2"/>
       </w:pPr>
       <w:r>
-        <w:t>8.1 Que</w:t>
-      </w:r>
-      <w:r>
-        <w:t xml:space="preserve"> </w:t>
-      </w:r>
-      <w:r>
-        <w:t>salió</w:t>
-      </w:r>
-      <w:r>
-        <w:t xml:space="preserve"> bien (MANTENER)</w:t>
+        <w:t>8.1 Que salió bien (MANTENER)</w:t>
       </w:r>
     </w:p>
     <w:tbl>
@@ -5366,10 +5919,7 @@
         <w:pStyle w:val="Ttulo2"/>
       </w:pPr>
       <w:r>
-        <w:t>8.2 Que</w:t>
-      </w:r>
-      <w:r>
-        <w:t xml:space="preserve"> se puede mejorar (MEJORAR)</w:t>
+        <w:t>8.2 Que se puede mejorar (MEJORAR)</w:t>
       </w:r>
     </w:p>
     <w:tbl>
@@ -5446,6 +5996,7 @@
                 <w:color w:val="000000"/>
                 <w:szCs w:val="28"/>
               </w:rPr>
+              <w:lastRenderedPageBreak/>
               <w:t xml:space="preserve">• Las pruebas de </w:t>
             </w:r>
             <w:r>
@@ -5580,10 +6131,7 @@
         <w:pStyle w:val="Ttulo2"/>
       </w:pPr>
       <w:r>
-        <w:t>8.3 Acciones</w:t>
-      </w:r>
-      <w:r>
-        <w:t xml:space="preserve"> concretas para el siguiente sprint (IMPLEMENTAR)</w:t>
+        <w:t>8.3 Acciones concretas para el siguiente sprint (IMPLEMENTAR)</w:t>
       </w:r>
     </w:p>
     <w:tbl>
@@ -6454,7 +7002,6 @@
                 <w:rFonts w:ascii="Calibri" w:hAnsi="Calibri"/>
                 <w:szCs w:val="28"/>
               </w:rPr>
-              <w:lastRenderedPageBreak/>
               <w:t>N° pruebas automatizadas</w:t>
             </w:r>
           </w:p>
@@ -7318,6 +7865,7 @@
                 <w:color w:val="000000"/>
                 <w:szCs w:val="28"/>
               </w:rPr>
+              <w:lastRenderedPageBreak/>
               <w:t>2</w:t>
             </w:r>
           </w:p>
@@ -7968,16 +8516,7 @@
                 <w:color w:val="000000"/>
                 <w:szCs w:val="28"/>
               </w:rPr>
-              <w:t xml:space="preserve"> y 50 pruebas automatizadas acumuladas (15 </w:t>
-            </w:r>
-            <w:r>
-              <w:rPr>
-                <w:rFonts w:ascii="Calibri" w:hAnsi="Calibri"/>
-                <w:color w:val="000000"/>
-                <w:szCs w:val="28"/>
-              </w:rPr>
-              <w:lastRenderedPageBreak/>
-              <w:t>Sprint 01 + 17 Sprint 02 + 18 Sprint 03).</w:t>
+              <w:t xml:space="preserve"> y 50 pruebas automatizadas acumuladas (15 Sprint 01 + 17 Sprint 02 + 18 Sprint 03).</w:t>
             </w:r>
           </w:p>
         </w:tc>
@@ -8004,7 +8543,6 @@
                 <w:b/>
                 <w:szCs w:val="28"/>
               </w:rPr>
-              <w:lastRenderedPageBreak/>
               <w:t>Satisfacci</w:t>
             </w:r>
             <w:r>
@@ -8149,15 +8687,7 @@
                 <w:b/>
                 <w:szCs w:val="28"/>
               </w:rPr>
-              <w:t>Preparación</w:t>
-            </w:r>
-            <w:r>
-              <w:rPr>
-                <w:rFonts w:ascii="Calibri" w:hAnsi="Calibri"/>
-                <w:b/>
-                <w:szCs w:val="28"/>
-              </w:rPr>
-              <w:t xml:space="preserve"> para Sprint 04</w:t>
+              <w:t>Preparación para Sprint 04</w:t>
             </w:r>
           </w:p>
         </w:tc>
@@ -8548,6 +9078,7 @@
                 <w:color w:val="000000"/>
                 <w:szCs w:val="28"/>
               </w:rPr>
+              <w:lastRenderedPageBreak/>
               <w:t>Sprint_03_Planificado_Realizado_ICARO.docx</w:t>
             </w:r>
           </w:p>
@@ -8593,31 +9124,7 @@
                 <w:color w:val="000000"/>
                 <w:szCs w:val="28"/>
               </w:rPr>
-              <w:t>Comparación</w:t>
-            </w:r>
-            <w:r>
-              <w:rPr>
-                <w:rFonts w:ascii="Calibri" w:hAnsi="Calibri"/>
-                <w:color w:val="000000"/>
-                <w:szCs w:val="28"/>
-              </w:rPr>
-              <w:t xml:space="preserve"> planificado vs. realizado: SP por </w:t>
-            </w:r>
-            <w:r>
-              <w:rPr>
-                <w:rFonts w:ascii="Calibri" w:hAnsi="Calibri"/>
-                <w:color w:val="000000"/>
-                <w:szCs w:val="28"/>
-              </w:rPr>
-              <w:t>ítem</w:t>
-            </w:r>
-            <w:r>
-              <w:rPr>
-                <w:rFonts w:ascii="Calibri" w:hAnsi="Calibri"/>
-                <w:color w:val="000000"/>
-                <w:szCs w:val="28"/>
-              </w:rPr>
-              <w:t>, variaciones (cero), porcentaje de cumplimiento.</w:t>
+              <w:t>Comparación planificado vs. realizado: SP por ítem, variaciones (cero), porcentaje de cumplimiento.</w:t>
             </w:r>
           </w:p>
         </w:tc>
@@ -9779,7 +10286,6 @@
                 <w:color w:val="000000"/>
                 <w:szCs w:val="28"/>
               </w:rPr>
-              <w:lastRenderedPageBreak/>
               <w:t>CRUD</w:t>
             </w:r>
           </w:p>
@@ -10310,55 +10816,7 @@
                 <w:color w:val="000000"/>
                 <w:szCs w:val="28"/>
               </w:rPr>
-              <w:t>operación</w:t>
-            </w:r>
-            <w:r>
-              <w:rPr>
-                <w:rFonts w:ascii="Calibri" w:hAnsi="Calibri"/>
-                <w:color w:val="000000"/>
-                <w:szCs w:val="28"/>
-              </w:rPr>
-              <w:t xml:space="preserve"> </w:t>
-            </w:r>
-            <w:r>
-              <w:rPr>
-                <w:rFonts w:ascii="Calibri" w:hAnsi="Calibri"/>
-                <w:color w:val="000000"/>
-                <w:szCs w:val="28"/>
-              </w:rPr>
-              <w:t>atómica</w:t>
-            </w:r>
-            <w:r>
-              <w:rPr>
-                <w:rFonts w:ascii="Calibri" w:hAnsi="Calibri"/>
-                <w:color w:val="000000"/>
-                <w:szCs w:val="28"/>
-              </w:rPr>
-              <w:t xml:space="preserve"> de </w:t>
-            </w:r>
-            <w:r>
-              <w:rPr>
-                <w:rFonts w:ascii="Calibri" w:hAnsi="Calibri"/>
-                <w:color w:val="000000"/>
-                <w:szCs w:val="28"/>
-              </w:rPr>
-              <w:t>creación</w:t>
-            </w:r>
-            <w:r>
-              <w:rPr>
-                <w:rFonts w:ascii="Calibri" w:hAnsi="Calibri"/>
-                <w:color w:val="000000"/>
-                <w:szCs w:val="28"/>
-              </w:rPr>
-              <w:t xml:space="preserve"> o </w:t>
-            </w:r>
-            <w:r>
-              <w:rPr>
-                <w:rFonts w:ascii="Calibri" w:hAnsi="Calibri"/>
-                <w:color w:val="000000"/>
-                <w:szCs w:val="28"/>
-              </w:rPr>
-              <w:t>actualización</w:t>
+              <w:t>operación atómica de creación o actualización</w:t>
             </w:r>
           </w:p>
         </w:tc>

--- a/Documentos Base/Sprint 3 documentacion/Sprint_03_Retrospectiva_ICARO_V2.docx
+++ b/Documentos Base/Sprint 3 documentacion/Sprint_03_Retrospectiva_ICARO_V2.docx
@@ -962,15 +962,7 @@
                 <w:b/>
                 <w:szCs w:val="28"/>
               </w:rPr>
-              <w:t>Número</w:t>
-            </w:r>
-            <w:r>
-              <w:rPr>
-                <w:rFonts w:ascii="Calibri" w:hAnsi="Calibri"/>
-                <w:b/>
-                <w:szCs w:val="28"/>
-              </w:rPr>
-              <w:t xml:space="preserve"> del sprint</w:t>
+              <w:t>Número del sprint</w:t>
             </w:r>
           </w:p>
         </w:tc>
@@ -1036,15 +1028,7 @@
                 <w:color w:val="000000"/>
                 <w:szCs w:val="28"/>
               </w:rPr>
-              <w:t>Catálogo</w:t>
-            </w:r>
-            <w:r>
-              <w:rPr>
-                <w:rFonts w:ascii="Calibri" w:hAnsi="Calibri"/>
-                <w:color w:val="000000"/>
-                <w:szCs w:val="28"/>
-              </w:rPr>
-              <w:t xml:space="preserve"> de Materiales, </w:t>
+              <w:t xml:space="preserve">Catálogo de Materiales, </w:t>
             </w:r>
             <w:r>
               <w:rPr>
@@ -9358,27 +9342,23 @@
         <w:tblLook w:val="04A0" w:firstRow="1" w:lastRow="0" w:firstColumn="1" w:lastColumn="0" w:noHBand="0" w:noVBand="1"/>
       </w:tblPr>
       <w:tblGrid>
-        <w:gridCol w:w="1020"/>
-        <w:gridCol w:w="4535"/>
-        <w:gridCol w:w="3798"/>
+        <w:gridCol w:w="1101"/>
+        <w:gridCol w:w="3402"/>
       </w:tblGrid>
       <w:tr>
         <w:tc>
           <w:tcPr>
-            <w:tcW w:w="1020" w:type="dxa"/>
+            <w:tcW w:w="1101" w:type="dxa"/>
             <w:shd w:val="clear" w:color="auto" w:fill="1F3864"/>
-            <w:vAlign w:val="center"/>
-          </w:tcPr>
-          <w:p>
-            <w:pPr>
-              <w:jc w:val="center"/>
-              <w:rPr>
-                <w:szCs w:val="28"/>
-              </w:rPr>
-            </w:pPr>
-            <w:r>
-              <w:rPr>
-                <w:rFonts w:ascii="Calibri" w:hAnsi="Calibri"/>
+          </w:tcPr>
+          <w:p>
+            <w:pPr>
+              <w:rPr>
+                <w:szCs w:val="28"/>
+              </w:rPr>
+            </w:pPr>
+            <w:r>
+              <w:rPr>
                 <w:b/>
                 <w:color w:val="FFFFFF"/>
                 <w:szCs w:val="28"/>
@@ -9389,20 +9369,17 @@
         </w:tc>
         <w:tc>
           <w:tcPr>
-            <w:tcW w:w="4535" w:type="dxa"/>
+            <w:tcW w:w="3402" w:type="dxa"/>
             <w:shd w:val="clear" w:color="auto" w:fill="1F3864"/>
-            <w:vAlign w:val="center"/>
-          </w:tcPr>
-          <w:p>
-            <w:pPr>
-              <w:jc w:val="center"/>
-              <w:rPr>
-                <w:szCs w:val="28"/>
-              </w:rPr>
-            </w:pPr>
-            <w:r>
-              <w:rPr>
-                <w:rFonts w:ascii="Calibri" w:hAnsi="Calibri"/>
+          </w:tcPr>
+          <w:p>
+            <w:pPr>
+              <w:rPr>
+                <w:szCs w:val="28"/>
+              </w:rPr>
+            </w:pPr>
+            <w:r>
+              <w:rPr>
                 <w:b/>
                 <w:color w:val="FFFFFF"/>
                 <w:szCs w:val="28"/>
@@ -9411,51 +9388,21 @@
             </w:r>
           </w:p>
         </w:tc>
-        <w:tc>
-          <w:tcPr>
-            <w:tcW w:w="3798" w:type="dxa"/>
-            <w:shd w:val="clear" w:color="auto" w:fill="1F3864"/>
-            <w:vAlign w:val="center"/>
-          </w:tcPr>
-          <w:p>
-            <w:pPr>
-              <w:jc w:val="center"/>
-              <w:rPr>
-                <w:szCs w:val="28"/>
-              </w:rPr>
-            </w:pPr>
-            <w:r>
-              <w:rPr>
-                <w:rFonts w:ascii="Calibri" w:hAnsi="Calibri"/>
-                <w:b/>
-                <w:color w:val="FFFFFF"/>
-                <w:szCs w:val="28"/>
-              </w:rPr>
-              <w:t>Contexto de uso</w:t>
-            </w:r>
-          </w:p>
-        </w:tc>
       </w:tr>
       <w:tr>
-        <w:trPr>
-          <w:trHeight w:val="369"/>
-        </w:trPr>
-        <w:tc>
-          <w:tcPr>
-            <w:tcW w:w="1020" w:type="dxa"/>
+        <w:tc>
+          <w:tcPr>
+            <w:tcW w:w="1101" w:type="dxa"/>
             <w:shd w:val="clear" w:color="auto" w:fill="D9E1F2"/>
-            <w:vAlign w:val="center"/>
-          </w:tcPr>
-          <w:p>
-            <w:pPr>
-              <w:jc w:val="center"/>
-              <w:rPr>
-                <w:szCs w:val="28"/>
-              </w:rPr>
-            </w:pPr>
-            <w:r>
-              <w:rPr>
-                <w:rFonts w:ascii="Calibri" w:hAnsi="Calibri"/>
+          </w:tcPr>
+          <w:p>
+            <w:pPr>
+              <w:rPr>
+                <w:szCs w:val="28"/>
+              </w:rPr>
+            </w:pPr>
+            <w:r>
+              <w:rPr>
                 <w:b/>
                 <w:color w:val="000000"/>
                 <w:szCs w:val="28"/>
@@ -9466,85 +9413,39 @@
         </w:tc>
         <w:tc>
           <w:tcPr>
-            <w:tcW w:w="4535" w:type="dxa"/>
+            <w:tcW w:w="3402" w:type="dxa"/>
             <w:shd w:val="clear" w:color="auto" w:fill="D9E1F2"/>
-            <w:vAlign w:val="center"/>
-          </w:tcPr>
-          <w:p>
-            <w:pPr>
-              <w:rPr>
-                <w:szCs w:val="28"/>
-              </w:rPr>
-            </w:pPr>
-            <w:r>
-              <w:rPr>
-                <w:rFonts w:ascii="Calibri" w:hAnsi="Calibri"/>
+          </w:tcPr>
+          <w:p>
+            <w:pPr>
+              <w:rPr>
+                <w:szCs w:val="28"/>
+              </w:rPr>
+            </w:pPr>
+            <w:r>
+              <w:rPr>
                 <w:color w:val="000000"/>
                 <w:szCs w:val="28"/>
               </w:rPr>
               <w:t>Retrospectiva</w:t>
-            </w:r>
-          </w:p>
-        </w:tc>
-        <w:tc>
-          <w:tcPr>
-            <w:tcW w:w="3798" w:type="dxa"/>
-            <w:shd w:val="clear" w:color="auto" w:fill="D9E1F2"/>
-            <w:vAlign w:val="center"/>
-          </w:tcPr>
-          <w:p>
-            <w:pPr>
-              <w:rPr>
-                <w:szCs w:val="28"/>
-              </w:rPr>
-            </w:pPr>
-            <w:r>
-              <w:rPr>
-                <w:rFonts w:ascii="Calibri" w:hAnsi="Calibri"/>
-                <w:color w:val="000000"/>
-                <w:szCs w:val="28"/>
-              </w:rPr>
-              <w:t xml:space="preserve">Prefijo del </w:t>
-            </w:r>
-            <w:r>
-              <w:rPr>
-                <w:rFonts w:ascii="Calibri" w:hAnsi="Calibri"/>
-                <w:color w:val="000000"/>
-                <w:szCs w:val="28"/>
-              </w:rPr>
-              <w:t>código</w:t>
-            </w:r>
-            <w:r>
-              <w:rPr>
-                <w:rFonts w:ascii="Calibri" w:hAnsi="Calibri"/>
-                <w:color w:val="000000"/>
-                <w:szCs w:val="28"/>
-              </w:rPr>
-              <w:t xml:space="preserve"> de este documento</w:t>
             </w:r>
           </w:p>
         </w:tc>
       </w:tr>
       <w:tr>
-        <w:trPr>
-          <w:trHeight w:val="369"/>
-        </w:trPr>
-        <w:tc>
-          <w:tcPr>
-            <w:tcW w:w="1020" w:type="dxa"/>
+        <w:tc>
+          <w:tcPr>
+            <w:tcW w:w="1101" w:type="dxa"/>
             <w:shd w:val="clear" w:color="auto" w:fill="FFFFFF"/>
-            <w:vAlign w:val="center"/>
-          </w:tcPr>
-          <w:p>
-            <w:pPr>
-              <w:jc w:val="center"/>
-              <w:rPr>
-                <w:szCs w:val="28"/>
-              </w:rPr>
-            </w:pPr>
-            <w:r>
-              <w:rPr>
-                <w:rFonts w:ascii="Calibri" w:hAnsi="Calibri"/>
+          </w:tcPr>
+          <w:p>
+            <w:pPr>
+              <w:rPr>
+                <w:szCs w:val="28"/>
+              </w:rPr>
+            </w:pPr>
+            <w:r>
+              <w:rPr>
                 <w:b/>
                 <w:color w:val="000000"/>
                 <w:szCs w:val="28"/>
@@ -9555,69 +9456,39 @@
         </w:tc>
         <w:tc>
           <w:tcPr>
-            <w:tcW w:w="4535" w:type="dxa"/>
+            <w:tcW w:w="3402" w:type="dxa"/>
             <w:shd w:val="clear" w:color="auto" w:fill="FFFFFF"/>
-            <w:vAlign w:val="center"/>
-          </w:tcPr>
-          <w:p>
-            <w:pPr>
-              <w:rPr>
-                <w:szCs w:val="28"/>
-              </w:rPr>
-            </w:pPr>
-            <w:r>
-              <w:rPr>
-                <w:rFonts w:ascii="Calibri" w:hAnsi="Calibri"/>
+          </w:tcPr>
+          <w:p>
+            <w:pPr>
+              <w:rPr>
+                <w:szCs w:val="28"/>
+              </w:rPr>
+            </w:pPr>
+            <w:r>
+              <w:rPr>
                 <w:color w:val="000000"/>
                 <w:szCs w:val="28"/>
               </w:rPr>
               <w:t>Sprint</w:t>
-            </w:r>
-          </w:p>
-        </w:tc>
-        <w:tc>
-          <w:tcPr>
-            <w:tcW w:w="3798" w:type="dxa"/>
-            <w:shd w:val="clear" w:color="auto" w:fill="FFFFFF"/>
-            <w:vAlign w:val="center"/>
-          </w:tcPr>
-          <w:p>
-            <w:pPr>
-              <w:rPr>
-                <w:szCs w:val="28"/>
-              </w:rPr>
-            </w:pPr>
-            <w:r>
-              <w:rPr>
-                <w:rFonts w:ascii="Calibri" w:hAnsi="Calibri"/>
-                <w:color w:val="000000"/>
-                <w:szCs w:val="28"/>
-              </w:rPr>
-              <w:t>Iteracion de desarrollo</w:t>
             </w:r>
           </w:p>
         </w:tc>
       </w:tr>
       <w:tr>
-        <w:trPr>
-          <w:trHeight w:val="369"/>
-        </w:trPr>
-        <w:tc>
-          <w:tcPr>
-            <w:tcW w:w="1020" w:type="dxa"/>
+        <w:tc>
+          <w:tcPr>
+            <w:tcW w:w="1101" w:type="dxa"/>
             <w:shd w:val="clear" w:color="auto" w:fill="D9E1F2"/>
-            <w:vAlign w:val="center"/>
-          </w:tcPr>
-          <w:p>
-            <w:pPr>
-              <w:jc w:val="center"/>
-              <w:rPr>
-                <w:szCs w:val="28"/>
-              </w:rPr>
-            </w:pPr>
-            <w:r>
-              <w:rPr>
-                <w:rFonts w:ascii="Calibri" w:hAnsi="Calibri"/>
+          </w:tcPr>
+          <w:p>
+            <w:pPr>
+              <w:rPr>
+                <w:szCs w:val="28"/>
+              </w:rPr>
+            </w:pPr>
+            <w:r>
+              <w:rPr>
                 <w:b/>
                 <w:color w:val="000000"/>
                 <w:szCs w:val="28"/>
@@ -9628,69 +9499,39 @@
         </w:tc>
         <w:tc>
           <w:tcPr>
-            <w:tcW w:w="4535" w:type="dxa"/>
+            <w:tcW w:w="3402" w:type="dxa"/>
             <w:shd w:val="clear" w:color="auto" w:fill="D9E1F2"/>
-            <w:vAlign w:val="center"/>
-          </w:tcPr>
-          <w:p>
-            <w:pPr>
-              <w:rPr>
-                <w:szCs w:val="28"/>
-              </w:rPr>
-            </w:pPr>
-            <w:r>
-              <w:rPr>
-                <w:rFonts w:ascii="Calibri" w:hAnsi="Calibri"/>
+          </w:tcPr>
+          <w:p>
+            <w:pPr>
+              <w:rPr>
+                <w:szCs w:val="28"/>
+              </w:rPr>
+            </w:pPr>
+            <w:r>
+              <w:rPr>
                 <w:color w:val="000000"/>
                 <w:szCs w:val="28"/>
               </w:rPr>
               <w:t>Definition of Done</w:t>
-            </w:r>
-          </w:p>
-        </w:tc>
-        <w:tc>
-          <w:tcPr>
-            <w:tcW w:w="3798" w:type="dxa"/>
-            <w:shd w:val="clear" w:color="auto" w:fill="D9E1F2"/>
-            <w:vAlign w:val="center"/>
-          </w:tcPr>
-          <w:p>
-            <w:pPr>
-              <w:rPr>
-                <w:szCs w:val="28"/>
-              </w:rPr>
-            </w:pPr>
-            <w:r>
-              <w:rPr>
-                <w:rFonts w:ascii="Calibri" w:hAnsi="Calibri"/>
-                <w:color w:val="000000"/>
-                <w:szCs w:val="28"/>
-              </w:rPr>
-              <w:t>Criterios de completitud del sprint</w:t>
             </w:r>
           </w:p>
         </w:tc>
       </w:tr>
       <w:tr>
-        <w:trPr>
-          <w:trHeight w:val="369"/>
-        </w:trPr>
-        <w:tc>
-          <w:tcPr>
-            <w:tcW w:w="1020" w:type="dxa"/>
+        <w:tc>
+          <w:tcPr>
+            <w:tcW w:w="1101" w:type="dxa"/>
             <w:shd w:val="clear" w:color="auto" w:fill="FFFFFF"/>
-            <w:vAlign w:val="center"/>
-          </w:tcPr>
-          <w:p>
-            <w:pPr>
-              <w:jc w:val="center"/>
-              <w:rPr>
-                <w:szCs w:val="28"/>
-              </w:rPr>
-            </w:pPr>
-            <w:r>
-              <w:rPr>
-                <w:rFonts w:ascii="Calibri" w:hAnsi="Calibri"/>
+          </w:tcPr>
+          <w:p>
+            <w:pPr>
+              <w:rPr>
+                <w:szCs w:val="28"/>
+              </w:rPr>
+            </w:pPr>
+            <w:r>
+              <w:rPr>
                 <w:b/>
                 <w:color w:val="000000"/>
                 <w:szCs w:val="28"/>
@@ -9701,85 +9542,39 @@
         </w:tc>
         <w:tc>
           <w:tcPr>
-            <w:tcW w:w="4535" w:type="dxa"/>
+            <w:tcW w:w="3402" w:type="dxa"/>
             <w:shd w:val="clear" w:color="auto" w:fill="FFFFFF"/>
-            <w:vAlign w:val="center"/>
-          </w:tcPr>
-          <w:p>
-            <w:pPr>
-              <w:rPr>
-                <w:szCs w:val="28"/>
-              </w:rPr>
-            </w:pPr>
-            <w:r>
-              <w:rPr>
-                <w:rFonts w:ascii="Calibri" w:hAnsi="Calibri"/>
+          </w:tcPr>
+          <w:p>
+            <w:pPr>
+              <w:rPr>
+                <w:szCs w:val="28"/>
+              </w:rPr>
+            </w:pPr>
+            <w:r>
+              <w:rPr>
                 <w:color w:val="000000"/>
                 <w:szCs w:val="28"/>
               </w:rPr>
               <w:t>Story Point</w:t>
-            </w:r>
-          </w:p>
-        </w:tc>
-        <w:tc>
-          <w:tcPr>
-            <w:tcW w:w="3798" w:type="dxa"/>
-            <w:shd w:val="clear" w:color="auto" w:fill="FFFFFF"/>
-            <w:vAlign w:val="center"/>
-          </w:tcPr>
-          <w:p>
-            <w:pPr>
-              <w:rPr>
-                <w:szCs w:val="28"/>
-              </w:rPr>
-            </w:pPr>
-            <w:r>
-              <w:rPr>
-                <w:rFonts w:ascii="Calibri" w:hAnsi="Calibri"/>
-                <w:color w:val="000000"/>
-                <w:szCs w:val="28"/>
-              </w:rPr>
-              <w:t xml:space="preserve">Unidad de </w:t>
-            </w:r>
-            <w:r>
-              <w:rPr>
-                <w:rFonts w:ascii="Calibri" w:hAnsi="Calibri"/>
-                <w:color w:val="000000"/>
-                <w:szCs w:val="28"/>
-              </w:rPr>
-              <w:t>estimación</w:t>
-            </w:r>
-            <w:r>
-              <w:rPr>
-                <w:rFonts w:ascii="Calibri" w:hAnsi="Calibri"/>
-                <w:color w:val="000000"/>
-                <w:szCs w:val="28"/>
-              </w:rPr>
-              <w:t xml:space="preserve"> de esfuerzo</w:t>
             </w:r>
           </w:p>
         </w:tc>
       </w:tr>
       <w:tr>
-        <w:trPr>
-          <w:trHeight w:val="369"/>
-        </w:trPr>
-        <w:tc>
-          <w:tcPr>
-            <w:tcW w:w="1020" w:type="dxa"/>
+        <w:tc>
+          <w:tcPr>
+            <w:tcW w:w="1101" w:type="dxa"/>
             <w:shd w:val="clear" w:color="auto" w:fill="D9E1F2"/>
-            <w:vAlign w:val="center"/>
-          </w:tcPr>
-          <w:p>
-            <w:pPr>
-              <w:jc w:val="center"/>
-              <w:rPr>
-                <w:szCs w:val="28"/>
-              </w:rPr>
-            </w:pPr>
-            <w:r>
-              <w:rPr>
-                <w:rFonts w:ascii="Calibri" w:hAnsi="Calibri"/>
+          </w:tcPr>
+          <w:p>
+            <w:pPr>
+              <w:rPr>
+                <w:szCs w:val="28"/>
+              </w:rPr>
+            </w:pPr>
+            <w:r>
+              <w:rPr>
                 <w:b/>
                 <w:color w:val="000000"/>
                 <w:szCs w:val="28"/>
@@ -9790,85 +9585,39 @@
         </w:tc>
         <w:tc>
           <w:tcPr>
-            <w:tcW w:w="4535" w:type="dxa"/>
+            <w:tcW w:w="3402" w:type="dxa"/>
             <w:shd w:val="clear" w:color="auto" w:fill="D9E1F2"/>
-            <w:vAlign w:val="center"/>
-          </w:tcPr>
-          <w:p>
-            <w:pPr>
-              <w:rPr>
-                <w:szCs w:val="28"/>
-              </w:rPr>
-            </w:pPr>
-            <w:r>
-              <w:rPr>
-                <w:rFonts w:ascii="Calibri" w:hAnsi="Calibri"/>
+          </w:tcPr>
+          <w:p>
+            <w:pPr>
+              <w:rPr>
+                <w:szCs w:val="28"/>
+              </w:rPr>
+            </w:pPr>
+            <w:r>
+              <w:rPr>
                 <w:color w:val="000000"/>
                 <w:szCs w:val="28"/>
               </w:rPr>
               <w:t>Historia de Usuario</w:t>
-            </w:r>
-          </w:p>
-        </w:tc>
-        <w:tc>
-          <w:tcPr>
-            <w:tcW w:w="3798" w:type="dxa"/>
-            <w:shd w:val="clear" w:color="auto" w:fill="D9E1F2"/>
-            <w:vAlign w:val="center"/>
-          </w:tcPr>
-          <w:p>
-            <w:pPr>
-              <w:rPr>
-                <w:szCs w:val="28"/>
-              </w:rPr>
-            </w:pPr>
-            <w:r>
-              <w:rPr>
-                <w:rFonts w:ascii="Calibri" w:hAnsi="Calibri"/>
-                <w:color w:val="000000"/>
-                <w:szCs w:val="28"/>
-              </w:rPr>
-              <w:t xml:space="preserve">Tipo de </w:t>
-            </w:r>
-            <w:r>
-              <w:rPr>
-                <w:rFonts w:ascii="Calibri" w:hAnsi="Calibri"/>
-                <w:color w:val="000000"/>
-                <w:szCs w:val="28"/>
-              </w:rPr>
-              <w:t>ítem</w:t>
-            </w:r>
-            <w:r>
-              <w:rPr>
-                <w:rFonts w:ascii="Calibri" w:hAnsi="Calibri"/>
-                <w:color w:val="000000"/>
-                <w:szCs w:val="28"/>
-              </w:rPr>
-              <w:t xml:space="preserve"> del backlog</w:t>
             </w:r>
           </w:p>
         </w:tc>
       </w:tr>
       <w:tr>
-        <w:trPr>
-          <w:trHeight w:val="369"/>
-        </w:trPr>
-        <w:tc>
-          <w:tcPr>
-            <w:tcW w:w="1020" w:type="dxa"/>
+        <w:tc>
+          <w:tcPr>
+            <w:tcW w:w="1101" w:type="dxa"/>
             <w:shd w:val="clear" w:color="auto" w:fill="FFFFFF"/>
-            <w:vAlign w:val="center"/>
-          </w:tcPr>
-          <w:p>
-            <w:pPr>
-              <w:jc w:val="center"/>
-              <w:rPr>
-                <w:szCs w:val="28"/>
-              </w:rPr>
-            </w:pPr>
-            <w:r>
-              <w:rPr>
-                <w:rFonts w:ascii="Calibri" w:hAnsi="Calibri"/>
+          </w:tcPr>
+          <w:p>
+            <w:pPr>
+              <w:rPr>
+                <w:szCs w:val="28"/>
+              </w:rPr>
+            </w:pPr>
+            <w:r>
+              <w:rPr>
                 <w:b/>
                 <w:color w:val="000000"/>
                 <w:szCs w:val="28"/>
@@ -9879,93 +9628,39 @@
         </w:tc>
         <w:tc>
           <w:tcPr>
-            <w:tcW w:w="4535" w:type="dxa"/>
+            <w:tcW w:w="3402" w:type="dxa"/>
             <w:shd w:val="clear" w:color="auto" w:fill="FFFFFF"/>
-            <w:vAlign w:val="center"/>
-          </w:tcPr>
-          <w:p>
-            <w:pPr>
-              <w:rPr>
-                <w:szCs w:val="28"/>
-              </w:rPr>
-            </w:pPr>
-            <w:r>
-              <w:rPr>
-                <w:rFonts w:ascii="Calibri" w:hAnsi="Calibri"/>
-                <w:color w:val="000000"/>
-                <w:szCs w:val="28"/>
-              </w:rPr>
-              <w:t xml:space="preserve">Historia </w:t>
-            </w:r>
-            <w:r>
-              <w:rPr>
-                <w:rFonts w:ascii="Calibri" w:hAnsi="Calibri"/>
-                <w:color w:val="000000"/>
-                <w:szCs w:val="28"/>
-              </w:rPr>
-              <w:t>técnica</w:t>
-            </w:r>
-          </w:p>
-        </w:tc>
-        <w:tc>
-          <w:tcPr>
-            <w:tcW w:w="3798" w:type="dxa"/>
-            <w:shd w:val="clear" w:color="auto" w:fill="FFFFFF"/>
-            <w:vAlign w:val="center"/>
-          </w:tcPr>
-          <w:p>
-            <w:pPr>
-              <w:rPr>
-                <w:szCs w:val="28"/>
-              </w:rPr>
-            </w:pPr>
-            <w:r>
-              <w:rPr>
-                <w:rFonts w:ascii="Calibri" w:hAnsi="Calibri"/>
-                <w:color w:val="000000"/>
-                <w:szCs w:val="28"/>
-              </w:rPr>
-              <w:t xml:space="preserve">Tarea </w:t>
-            </w:r>
-            <w:r>
-              <w:rPr>
-                <w:rFonts w:ascii="Calibri" w:hAnsi="Calibri"/>
-                <w:color w:val="000000"/>
-                <w:szCs w:val="28"/>
-              </w:rPr>
-              <w:t>técnica</w:t>
-            </w:r>
-            <w:r>
-              <w:rPr>
-                <w:rFonts w:ascii="Calibri" w:hAnsi="Calibri"/>
-                <w:color w:val="000000"/>
-                <w:szCs w:val="28"/>
-              </w:rPr>
-              <w:t xml:space="preserve"> transversal</w:t>
+          </w:tcPr>
+          <w:p>
+            <w:pPr>
+              <w:rPr>
+                <w:szCs w:val="28"/>
+              </w:rPr>
+            </w:pPr>
+            <w:r>
+              <w:rPr>
+                <w:color w:val="000000"/>
+                <w:szCs w:val="28"/>
+              </w:rPr>
+              <w:t>Historia técnica</w:t>
             </w:r>
           </w:p>
         </w:tc>
       </w:tr>
       <w:tr>
-        <w:trPr>
-          <w:trHeight w:val="369"/>
-        </w:trPr>
-        <w:tc>
-          <w:tcPr>
-            <w:tcW w:w="1020" w:type="dxa"/>
+        <w:tc>
+          <w:tcPr>
+            <w:tcW w:w="1101" w:type="dxa"/>
             <w:shd w:val="clear" w:color="auto" w:fill="D9E1F2"/>
-            <w:vAlign w:val="center"/>
-          </w:tcPr>
-          <w:p>
-            <w:pPr>
-              <w:jc w:val="center"/>
-              <w:rPr>
-                <w:szCs w:val="28"/>
-              </w:rPr>
-            </w:pPr>
-            <w:r>
-              <w:rPr>
-                <w:rFonts w:ascii="Calibri" w:hAnsi="Calibri"/>
+          </w:tcPr>
+          <w:p>
+            <w:pPr>
+              <w:rPr>
+                <w:szCs w:val="28"/>
+              </w:rPr>
+            </w:pPr>
+            <w:r>
+              <w:rPr>
                 <w:b/>
                 <w:color w:val="000000"/>
                 <w:szCs w:val="28"/>
@@ -9976,69 +9671,39 @@
         </w:tc>
         <w:tc>
           <w:tcPr>
-            <w:tcW w:w="4535" w:type="dxa"/>
+            <w:tcW w:w="3402" w:type="dxa"/>
             <w:shd w:val="clear" w:color="auto" w:fill="D9E1F2"/>
-            <w:vAlign w:val="center"/>
-          </w:tcPr>
-          <w:p>
-            <w:pPr>
-              <w:rPr>
-                <w:szCs w:val="28"/>
-              </w:rPr>
-            </w:pPr>
-            <w:r>
-              <w:rPr>
-                <w:rFonts w:ascii="Calibri" w:hAnsi="Calibri"/>
+          </w:tcPr>
+          <w:p>
+            <w:pPr>
+              <w:rPr>
+                <w:szCs w:val="28"/>
+              </w:rPr>
+            </w:pPr>
+            <w:r>
+              <w:rPr>
                 <w:color w:val="000000"/>
                 <w:szCs w:val="28"/>
               </w:rPr>
               <w:t>Role-Based Access Control</w:t>
-            </w:r>
-          </w:p>
-        </w:tc>
-        <w:tc>
-          <w:tcPr>
-            <w:tcW w:w="3798" w:type="dxa"/>
-            <w:shd w:val="clear" w:color="auto" w:fill="D9E1F2"/>
-            <w:vAlign w:val="center"/>
-          </w:tcPr>
-          <w:p>
-            <w:pPr>
-              <w:rPr>
-                <w:szCs w:val="28"/>
-              </w:rPr>
-            </w:pPr>
-            <w:r>
-              <w:rPr>
-                <w:rFonts w:ascii="Calibri" w:hAnsi="Calibri"/>
-                <w:color w:val="000000"/>
-                <w:szCs w:val="28"/>
-              </w:rPr>
-              <w:t>Control de acceso por roles</w:t>
             </w:r>
           </w:p>
         </w:tc>
       </w:tr>
       <w:tr>
-        <w:trPr>
-          <w:trHeight w:val="369"/>
-        </w:trPr>
-        <w:tc>
-          <w:tcPr>
-            <w:tcW w:w="1020" w:type="dxa"/>
+        <w:tc>
+          <w:tcPr>
+            <w:tcW w:w="1101" w:type="dxa"/>
             <w:shd w:val="clear" w:color="auto" w:fill="FFFFFF"/>
-            <w:vAlign w:val="center"/>
-          </w:tcPr>
-          <w:p>
-            <w:pPr>
-              <w:jc w:val="center"/>
-              <w:rPr>
-                <w:szCs w:val="28"/>
-              </w:rPr>
-            </w:pPr>
-            <w:r>
-              <w:rPr>
-                <w:rFonts w:ascii="Calibri" w:hAnsi="Calibri"/>
+          </w:tcPr>
+          <w:p>
+            <w:pPr>
+              <w:rPr>
+                <w:szCs w:val="28"/>
+              </w:rPr>
+            </w:pPr>
+            <w:r>
+              <w:rPr>
                 <w:b/>
                 <w:color w:val="000000"/>
                 <w:szCs w:val="28"/>
@@ -10049,879 +9714,374 @@
         </w:tc>
         <w:tc>
           <w:tcPr>
-            <w:tcW w:w="4535" w:type="dxa"/>
+            <w:tcW w:w="3402" w:type="dxa"/>
             <w:shd w:val="clear" w:color="auto" w:fill="FFFFFF"/>
-            <w:vAlign w:val="center"/>
-          </w:tcPr>
-          <w:p>
-            <w:pPr>
-              <w:rPr>
-                <w:szCs w:val="28"/>
-              </w:rPr>
-            </w:pPr>
-            <w:r>
-              <w:rPr>
-                <w:rFonts w:ascii="Calibri" w:hAnsi="Calibri"/>
+          </w:tcPr>
+          <w:p>
+            <w:pPr>
+              <w:rPr>
+                <w:szCs w:val="28"/>
+              </w:rPr>
+            </w:pPr>
+            <w:r>
+              <w:rPr>
                 <w:color w:val="000000"/>
                 <w:szCs w:val="28"/>
               </w:rPr>
               <w:t>JSON Web Token</w:t>
-            </w:r>
-          </w:p>
-        </w:tc>
-        <w:tc>
-          <w:tcPr>
-            <w:tcW w:w="3798" w:type="dxa"/>
-            <w:shd w:val="clear" w:color="auto" w:fill="FFFFFF"/>
-            <w:vAlign w:val="center"/>
-          </w:tcPr>
-          <w:p>
-            <w:pPr>
-              <w:rPr>
-                <w:szCs w:val="28"/>
-              </w:rPr>
-            </w:pPr>
-            <w:r>
-              <w:rPr>
-                <w:rFonts w:ascii="Calibri" w:hAnsi="Calibri"/>
-                <w:color w:val="000000"/>
-                <w:szCs w:val="28"/>
-              </w:rPr>
-              <w:t xml:space="preserve">Mecanismo de </w:t>
-            </w:r>
-            <w:r>
-              <w:rPr>
-                <w:rFonts w:ascii="Calibri" w:hAnsi="Calibri"/>
-                <w:color w:val="000000"/>
-                <w:szCs w:val="28"/>
-              </w:rPr>
-              <w:t>autenticación</w:t>
-            </w:r>
-            <w:r>
-              <w:rPr>
-                <w:rFonts w:ascii="Calibri" w:hAnsi="Calibri"/>
-                <w:color w:val="000000"/>
-                <w:szCs w:val="28"/>
-              </w:rPr>
-              <w:t xml:space="preserve"> implementado</w:t>
             </w:r>
           </w:p>
         </w:tc>
       </w:tr>
       <w:tr>
-        <w:trPr>
-          <w:trHeight w:val="369"/>
-        </w:trPr>
-        <w:tc>
-          <w:tcPr>
-            <w:tcW w:w="1020" w:type="dxa"/>
+        <w:tc>
+          <w:tcPr>
+            <w:tcW w:w="1101" w:type="dxa"/>
             <w:shd w:val="clear" w:color="auto" w:fill="D9E1F2"/>
-            <w:vAlign w:val="center"/>
-          </w:tcPr>
-          <w:p>
-            <w:pPr>
-              <w:jc w:val="center"/>
-              <w:rPr>
-                <w:szCs w:val="28"/>
-              </w:rPr>
-            </w:pPr>
-            <w:r>
-              <w:rPr>
-                <w:rFonts w:ascii="Calibri" w:hAnsi="Calibri"/>
+          </w:tcPr>
+          <w:p>
+            <w:pPr>
+              <w:rPr>
+                <w:szCs w:val="28"/>
+              </w:rPr>
+            </w:pPr>
+            <w:r>
+              <w:rPr>
                 <w:b/>
                 <w:color w:val="000000"/>
                 <w:szCs w:val="28"/>
               </w:rPr>
-              <w:t>ORM</w:t>
-            </w:r>
-          </w:p>
-        </w:tc>
-        <w:tc>
-          <w:tcPr>
-            <w:tcW w:w="4535" w:type="dxa"/>
+              <w:t>API</w:t>
+            </w:r>
+          </w:p>
+        </w:tc>
+        <w:tc>
+          <w:tcPr>
+            <w:tcW w:w="3402" w:type="dxa"/>
             <w:shd w:val="clear" w:color="auto" w:fill="D9E1F2"/>
-            <w:vAlign w:val="center"/>
-          </w:tcPr>
-          <w:p>
-            <w:pPr>
-              <w:rPr>
-                <w:szCs w:val="28"/>
-              </w:rPr>
-            </w:pPr>
-            <w:r>
-              <w:rPr>
-                <w:rFonts w:ascii="Calibri" w:hAnsi="Calibri"/>
-                <w:color w:val="000000"/>
-                <w:szCs w:val="28"/>
-              </w:rPr>
-              <w:t>Object-Relational Mapper</w:t>
-            </w:r>
-          </w:p>
-        </w:tc>
-        <w:tc>
-          <w:tcPr>
-            <w:tcW w:w="3798" w:type="dxa"/>
-            <w:shd w:val="clear" w:color="auto" w:fill="D9E1F2"/>
-            <w:vAlign w:val="center"/>
-          </w:tcPr>
-          <w:p>
-            <w:pPr>
-              <w:rPr>
-                <w:szCs w:val="28"/>
-              </w:rPr>
-            </w:pPr>
-            <w:r>
-              <w:rPr>
-                <w:rFonts w:ascii="Calibri" w:hAnsi="Calibri"/>
-                <w:color w:val="000000"/>
-                <w:szCs w:val="28"/>
-              </w:rPr>
-              <w:t>Herramienta Prisma utilizada en el sprint</w:t>
+          </w:tcPr>
+          <w:p>
+            <w:pPr>
+              <w:rPr>
+                <w:szCs w:val="28"/>
+              </w:rPr>
+            </w:pPr>
+            <w:r>
+              <w:rPr>
+                <w:color w:val="000000"/>
+                <w:szCs w:val="28"/>
+              </w:rPr>
+              <w:t>Application Programming Interface</w:t>
             </w:r>
           </w:p>
         </w:tc>
       </w:tr>
       <w:tr>
-        <w:trPr>
-          <w:trHeight w:val="369"/>
-        </w:trPr>
-        <w:tc>
-          <w:tcPr>
-            <w:tcW w:w="1020" w:type="dxa"/>
+        <w:tc>
+          <w:tcPr>
+            <w:tcW w:w="1101" w:type="dxa"/>
             <w:shd w:val="clear" w:color="auto" w:fill="FFFFFF"/>
-            <w:vAlign w:val="center"/>
-          </w:tcPr>
-          <w:p>
-            <w:pPr>
-              <w:jc w:val="center"/>
-              <w:rPr>
-                <w:szCs w:val="28"/>
-              </w:rPr>
-            </w:pPr>
-            <w:r>
-              <w:rPr>
-                <w:rFonts w:ascii="Calibri" w:hAnsi="Calibri"/>
+          </w:tcPr>
+          <w:p>
+            <w:pPr>
+              <w:rPr>
+                <w:szCs w:val="28"/>
+              </w:rPr>
+            </w:pPr>
+            <w:r>
+              <w:rPr>
                 <w:b/>
                 <w:color w:val="000000"/>
                 <w:szCs w:val="28"/>
               </w:rPr>
-              <w:t>API</w:t>
-            </w:r>
-          </w:p>
-        </w:tc>
-        <w:tc>
-          <w:tcPr>
-            <w:tcW w:w="4535" w:type="dxa"/>
+              <w:t>CRUD</w:t>
+            </w:r>
+          </w:p>
+        </w:tc>
+        <w:tc>
+          <w:tcPr>
+            <w:tcW w:w="3402" w:type="dxa"/>
             <w:shd w:val="clear" w:color="auto" w:fill="FFFFFF"/>
-            <w:vAlign w:val="center"/>
-          </w:tcPr>
-          <w:p>
-            <w:pPr>
-              <w:rPr>
-                <w:szCs w:val="28"/>
-              </w:rPr>
-            </w:pPr>
-            <w:r>
-              <w:rPr>
-                <w:rFonts w:ascii="Calibri" w:hAnsi="Calibri"/>
-                <w:color w:val="000000"/>
-                <w:szCs w:val="28"/>
-              </w:rPr>
-              <w:t>Application Programming Interface</w:t>
-            </w:r>
-          </w:p>
-        </w:tc>
-        <w:tc>
-          <w:tcPr>
-            <w:tcW w:w="3798" w:type="dxa"/>
-            <w:shd w:val="clear" w:color="auto" w:fill="FFFFFF"/>
-            <w:vAlign w:val="center"/>
-          </w:tcPr>
-          <w:p>
-            <w:pPr>
-              <w:rPr>
-                <w:szCs w:val="28"/>
-              </w:rPr>
-            </w:pPr>
-            <w:r>
-              <w:rPr>
-                <w:rFonts w:ascii="Calibri" w:hAnsi="Calibri"/>
-                <w:color w:val="000000"/>
-                <w:szCs w:val="28"/>
-              </w:rPr>
-              <w:t xml:space="preserve">Interfaz de </w:t>
-            </w:r>
-            <w:r>
-              <w:rPr>
-                <w:rFonts w:ascii="Calibri" w:hAnsi="Calibri"/>
-                <w:color w:val="000000"/>
-                <w:szCs w:val="28"/>
-              </w:rPr>
-              <w:t>programación</w:t>
-            </w:r>
+          </w:tcPr>
+          <w:p>
+            <w:pPr>
+              <w:rPr>
+                <w:szCs w:val="28"/>
+              </w:rPr>
+            </w:pPr>
+            <w:r>
+              <w:rPr>
+                <w:color w:val="000000"/>
+                <w:szCs w:val="28"/>
+              </w:rPr>
+              <w:t xml:space="preserve">Create, Read, Update, </w:t>
+            </w:r>
+            <w:proofErr w:type="spellStart"/>
+            <w:r>
+              <w:rPr>
+                <w:color w:val="000000"/>
+                <w:szCs w:val="28"/>
+              </w:rPr>
+              <w:t>Delete</w:t>
+            </w:r>
+            <w:proofErr w:type="spellEnd"/>
           </w:p>
         </w:tc>
       </w:tr>
       <w:tr>
-        <w:trPr>
-          <w:trHeight w:val="369"/>
-        </w:trPr>
-        <w:tc>
-          <w:tcPr>
-            <w:tcW w:w="1020" w:type="dxa"/>
+        <w:tc>
+          <w:tcPr>
+            <w:tcW w:w="1101" w:type="dxa"/>
             <w:shd w:val="clear" w:color="auto" w:fill="D9E1F2"/>
-            <w:vAlign w:val="center"/>
-          </w:tcPr>
-          <w:p>
-            <w:pPr>
-              <w:jc w:val="center"/>
-              <w:rPr>
-                <w:szCs w:val="28"/>
-              </w:rPr>
-            </w:pPr>
-            <w:r>
-              <w:rPr>
-                <w:rFonts w:ascii="Calibri" w:hAnsi="Calibri"/>
+          </w:tcPr>
+          <w:p>
+            <w:pPr>
+              <w:rPr>
+                <w:szCs w:val="28"/>
+              </w:rPr>
+            </w:pPr>
+            <w:r>
+              <w:rPr>
                 <w:b/>
                 <w:color w:val="000000"/>
                 <w:szCs w:val="28"/>
               </w:rPr>
-              <w:t>CRUD</w:t>
-            </w:r>
-          </w:p>
-        </w:tc>
-        <w:tc>
-          <w:tcPr>
-            <w:tcW w:w="4535" w:type="dxa"/>
+              <w:t>BD</w:t>
+            </w:r>
+          </w:p>
+        </w:tc>
+        <w:tc>
+          <w:tcPr>
+            <w:tcW w:w="3402" w:type="dxa"/>
             <w:shd w:val="clear" w:color="auto" w:fill="D9E1F2"/>
-            <w:vAlign w:val="center"/>
-          </w:tcPr>
-          <w:p>
-            <w:pPr>
-              <w:rPr>
-                <w:szCs w:val="28"/>
-              </w:rPr>
-            </w:pPr>
-            <w:r>
-              <w:rPr>
-                <w:rFonts w:ascii="Calibri" w:hAnsi="Calibri"/>
-                <w:color w:val="000000"/>
-                <w:szCs w:val="28"/>
-              </w:rPr>
-              <w:t>Create, Read, Update, Delete</w:t>
-            </w:r>
-          </w:p>
-        </w:tc>
-        <w:tc>
-          <w:tcPr>
-            <w:tcW w:w="3798" w:type="dxa"/>
-            <w:shd w:val="clear" w:color="auto" w:fill="D9E1F2"/>
-            <w:vAlign w:val="center"/>
-          </w:tcPr>
-          <w:p>
-            <w:pPr>
-              <w:rPr>
-                <w:szCs w:val="28"/>
-              </w:rPr>
-            </w:pPr>
-            <w:r>
-              <w:rPr>
-                <w:rFonts w:ascii="Calibri" w:hAnsi="Calibri"/>
-                <w:color w:val="000000"/>
-                <w:szCs w:val="28"/>
-              </w:rPr>
-              <w:t xml:space="preserve">Operaciones </w:t>
-            </w:r>
-            <w:r>
-              <w:rPr>
-                <w:rFonts w:ascii="Calibri" w:hAnsi="Calibri"/>
-                <w:color w:val="000000"/>
-                <w:szCs w:val="28"/>
-              </w:rPr>
-              <w:t>básicas</w:t>
-            </w:r>
-            <w:r>
-              <w:rPr>
-                <w:rFonts w:ascii="Calibri" w:hAnsi="Calibri"/>
-                <w:color w:val="000000"/>
-                <w:szCs w:val="28"/>
-              </w:rPr>
-              <w:t xml:space="preserve"> de </w:t>
-            </w:r>
-            <w:r>
-              <w:rPr>
-                <w:rFonts w:ascii="Calibri" w:hAnsi="Calibri"/>
-                <w:color w:val="000000"/>
-                <w:szCs w:val="28"/>
-              </w:rPr>
-              <w:t>gestión</w:t>
+          </w:tcPr>
+          <w:p>
+            <w:pPr>
+              <w:rPr>
+                <w:szCs w:val="28"/>
+              </w:rPr>
+            </w:pPr>
+            <w:r>
+              <w:rPr>
+                <w:color w:val="000000"/>
+                <w:szCs w:val="28"/>
+              </w:rPr>
+              <w:t>Base de Datos</w:t>
             </w:r>
           </w:p>
         </w:tc>
       </w:tr>
       <w:tr>
-        <w:trPr>
-          <w:trHeight w:val="369"/>
-        </w:trPr>
-        <w:tc>
-          <w:tcPr>
-            <w:tcW w:w="1020" w:type="dxa"/>
+        <w:tc>
+          <w:tcPr>
+            <w:tcW w:w="1101" w:type="dxa"/>
             <w:shd w:val="clear" w:color="auto" w:fill="FFFFFF"/>
-            <w:vAlign w:val="center"/>
-          </w:tcPr>
-          <w:p>
-            <w:pPr>
-              <w:jc w:val="center"/>
-              <w:rPr>
-                <w:szCs w:val="28"/>
-              </w:rPr>
-            </w:pPr>
-            <w:r>
-              <w:rPr>
-                <w:rFonts w:ascii="Calibri" w:hAnsi="Calibri"/>
+          </w:tcPr>
+          <w:p>
+            <w:pPr>
+              <w:rPr>
+                <w:szCs w:val="28"/>
+              </w:rPr>
+            </w:pPr>
+            <w:r>
+              <w:rPr>
                 <w:b/>
                 <w:color w:val="000000"/>
                 <w:szCs w:val="28"/>
               </w:rPr>
-              <w:t>BD</w:t>
-            </w:r>
-          </w:p>
-        </w:tc>
-        <w:tc>
-          <w:tcPr>
-            <w:tcW w:w="4535" w:type="dxa"/>
+              <w:t>BCK</w:t>
+            </w:r>
+          </w:p>
+        </w:tc>
+        <w:tc>
+          <w:tcPr>
+            <w:tcW w:w="3402" w:type="dxa"/>
             <w:shd w:val="clear" w:color="auto" w:fill="FFFFFF"/>
-            <w:vAlign w:val="center"/>
-          </w:tcPr>
-          <w:p>
-            <w:pPr>
-              <w:rPr>
-                <w:szCs w:val="28"/>
-              </w:rPr>
-            </w:pPr>
-            <w:r>
-              <w:rPr>
-                <w:rFonts w:ascii="Calibri" w:hAnsi="Calibri"/>
-                <w:color w:val="000000"/>
-                <w:szCs w:val="28"/>
-              </w:rPr>
-              <w:t>Base de Datos</w:t>
-            </w:r>
-          </w:p>
-        </w:tc>
-        <w:tc>
-          <w:tcPr>
-            <w:tcW w:w="3798" w:type="dxa"/>
-            <w:shd w:val="clear" w:color="auto" w:fill="FFFFFF"/>
-            <w:vAlign w:val="center"/>
-          </w:tcPr>
-          <w:p>
-            <w:pPr>
-              <w:rPr>
-                <w:szCs w:val="28"/>
-              </w:rPr>
-            </w:pPr>
-            <w:r>
-              <w:rPr>
-                <w:rFonts w:ascii="Calibri" w:hAnsi="Calibri"/>
-                <w:color w:val="000000"/>
-                <w:szCs w:val="28"/>
-              </w:rPr>
-              <w:t>Repositorio de datos del sistema</w:t>
+          </w:tcPr>
+          <w:p>
+            <w:pPr>
+              <w:rPr>
+                <w:szCs w:val="28"/>
+              </w:rPr>
+            </w:pPr>
+            <w:r>
+              <w:rPr>
+                <w:color w:val="000000"/>
+                <w:szCs w:val="28"/>
+              </w:rPr>
+              <w:t>Backlog</w:t>
             </w:r>
           </w:p>
         </w:tc>
       </w:tr>
       <w:tr>
-        <w:trPr>
-          <w:trHeight w:val="369"/>
-        </w:trPr>
-        <w:tc>
-          <w:tcPr>
-            <w:tcW w:w="1020" w:type="dxa"/>
+        <w:tc>
+          <w:tcPr>
+            <w:tcW w:w="1101" w:type="dxa"/>
             <w:shd w:val="clear" w:color="auto" w:fill="D9E1F2"/>
-            <w:vAlign w:val="center"/>
-          </w:tcPr>
-          <w:p>
-            <w:pPr>
-              <w:jc w:val="center"/>
-              <w:rPr>
-                <w:szCs w:val="28"/>
-              </w:rPr>
-            </w:pPr>
-            <w:r>
-              <w:rPr>
-                <w:rFonts w:ascii="Calibri" w:hAnsi="Calibri"/>
+          </w:tcPr>
+          <w:p>
+            <w:pPr>
+              <w:rPr>
+                <w:szCs w:val="28"/>
+              </w:rPr>
+            </w:pPr>
+            <w:r>
+              <w:rPr>
                 <w:b/>
                 <w:color w:val="000000"/>
                 <w:szCs w:val="28"/>
               </w:rPr>
-              <w:t>BCK</w:t>
-            </w:r>
-          </w:p>
-        </w:tc>
-        <w:tc>
-          <w:tcPr>
-            <w:tcW w:w="4535" w:type="dxa"/>
+              <w:t>PLN-REA</w:t>
+            </w:r>
+          </w:p>
+        </w:tc>
+        <w:tc>
+          <w:tcPr>
+            <w:tcW w:w="3402" w:type="dxa"/>
             <w:shd w:val="clear" w:color="auto" w:fill="D9E1F2"/>
-            <w:vAlign w:val="center"/>
-          </w:tcPr>
-          <w:p>
-            <w:pPr>
-              <w:rPr>
-                <w:szCs w:val="28"/>
-              </w:rPr>
-            </w:pPr>
-            <w:r>
-              <w:rPr>
-                <w:rFonts w:ascii="Calibri" w:hAnsi="Calibri"/>
-                <w:color w:val="000000"/>
-                <w:szCs w:val="28"/>
-              </w:rPr>
-              <w:t>Backlog</w:t>
-            </w:r>
-          </w:p>
-        </w:tc>
-        <w:tc>
-          <w:tcPr>
-            <w:tcW w:w="3798" w:type="dxa"/>
-            <w:shd w:val="clear" w:color="auto" w:fill="D9E1F2"/>
-            <w:vAlign w:val="center"/>
-          </w:tcPr>
-          <w:p>
-            <w:pPr>
-              <w:rPr>
-                <w:szCs w:val="28"/>
-              </w:rPr>
-            </w:pPr>
-            <w:r>
-              <w:rPr>
-                <w:rFonts w:ascii="Calibri" w:hAnsi="Calibri"/>
-                <w:color w:val="000000"/>
-                <w:szCs w:val="28"/>
-              </w:rPr>
-              <w:t>Ref. al documento Sprint_03_Backlog_ICARO.xlsx</w:t>
+          </w:tcPr>
+          <w:p>
+            <w:pPr>
+              <w:rPr>
+                <w:szCs w:val="28"/>
+              </w:rPr>
+            </w:pPr>
+            <w:r>
+              <w:rPr>
+                <w:color w:val="000000"/>
+                <w:szCs w:val="28"/>
+              </w:rPr>
+              <w:t>Planificado-Realizado</w:t>
             </w:r>
           </w:p>
         </w:tc>
       </w:tr>
       <w:tr>
-        <w:trPr>
-          <w:trHeight w:val="369"/>
-        </w:trPr>
-        <w:tc>
-          <w:tcPr>
-            <w:tcW w:w="1020" w:type="dxa"/>
+        <w:tc>
+          <w:tcPr>
+            <w:tcW w:w="1101" w:type="dxa"/>
             <w:shd w:val="clear" w:color="auto" w:fill="FFFFFF"/>
-            <w:vAlign w:val="center"/>
-          </w:tcPr>
-          <w:p>
-            <w:pPr>
-              <w:jc w:val="center"/>
-              <w:rPr>
-                <w:szCs w:val="28"/>
-              </w:rPr>
-            </w:pPr>
-            <w:r>
-              <w:rPr>
-                <w:rFonts w:ascii="Calibri" w:hAnsi="Calibri"/>
+          </w:tcPr>
+          <w:p>
+            <w:pPr>
+              <w:rPr>
+                <w:szCs w:val="28"/>
+              </w:rPr>
+            </w:pPr>
+            <w:r>
+              <w:rPr>
                 <w:b/>
                 <w:color w:val="000000"/>
                 <w:szCs w:val="28"/>
               </w:rPr>
-              <w:t>PLN-REA</w:t>
-            </w:r>
-          </w:p>
-        </w:tc>
-        <w:tc>
-          <w:tcPr>
-            <w:tcW w:w="4535" w:type="dxa"/>
+              <w:t>INF-PRU</w:t>
+            </w:r>
+          </w:p>
+        </w:tc>
+        <w:tc>
+          <w:tcPr>
+            <w:tcW w:w="3402" w:type="dxa"/>
             <w:shd w:val="clear" w:color="auto" w:fill="FFFFFF"/>
-            <w:vAlign w:val="center"/>
-          </w:tcPr>
-          <w:p>
-            <w:pPr>
-              <w:rPr>
-                <w:szCs w:val="28"/>
-              </w:rPr>
-            </w:pPr>
-            <w:r>
-              <w:rPr>
-                <w:rFonts w:ascii="Calibri" w:hAnsi="Calibri"/>
-                <w:color w:val="000000"/>
-                <w:szCs w:val="28"/>
-              </w:rPr>
-              <w:t>Planificado-Realizado</w:t>
-            </w:r>
-          </w:p>
-        </w:tc>
-        <w:tc>
-          <w:tcPr>
-            <w:tcW w:w="3798" w:type="dxa"/>
-            <w:shd w:val="clear" w:color="auto" w:fill="FFFFFF"/>
-            <w:vAlign w:val="center"/>
-          </w:tcPr>
-          <w:p>
-            <w:pPr>
-              <w:rPr>
-                <w:szCs w:val="28"/>
-              </w:rPr>
-            </w:pPr>
-            <w:r>
-              <w:rPr>
-                <w:rFonts w:ascii="Calibri" w:hAnsi="Calibri"/>
-                <w:color w:val="000000"/>
-                <w:szCs w:val="28"/>
-              </w:rPr>
-              <w:t xml:space="preserve">Ref. al documento de </w:t>
-            </w:r>
-            <w:r>
-              <w:rPr>
-                <w:rFonts w:ascii="Calibri" w:hAnsi="Calibri"/>
-                <w:color w:val="000000"/>
-                <w:szCs w:val="28"/>
-              </w:rPr>
-              <w:t>comparación</w:t>
+          </w:tcPr>
+          <w:p>
+            <w:pPr>
+              <w:rPr>
+                <w:szCs w:val="28"/>
+              </w:rPr>
+            </w:pPr>
+            <w:r>
+              <w:rPr>
+                <w:color w:val="000000"/>
+                <w:szCs w:val="28"/>
+              </w:rPr>
+              <w:t>Informe de Pruebas</w:t>
             </w:r>
           </w:p>
         </w:tc>
       </w:tr>
       <w:tr>
-        <w:trPr>
-          <w:trHeight w:val="369"/>
-        </w:trPr>
-        <w:tc>
-          <w:tcPr>
-            <w:tcW w:w="1020" w:type="dxa"/>
+        <w:tc>
+          <w:tcPr>
+            <w:tcW w:w="1101" w:type="dxa"/>
             <w:shd w:val="clear" w:color="auto" w:fill="D9E1F2"/>
-            <w:vAlign w:val="center"/>
-          </w:tcPr>
-          <w:p>
-            <w:pPr>
-              <w:jc w:val="center"/>
-              <w:rPr>
-                <w:szCs w:val="28"/>
-              </w:rPr>
-            </w:pPr>
-            <w:r>
-              <w:rPr>
-                <w:rFonts w:ascii="Calibri" w:hAnsi="Calibri"/>
+          </w:tcPr>
+          <w:p>
+            <w:pPr>
+              <w:rPr>
+                <w:szCs w:val="28"/>
+              </w:rPr>
+            </w:pPr>
+            <w:r>
+              <w:rPr>
                 <w:b/>
                 <w:color w:val="000000"/>
                 <w:szCs w:val="28"/>
               </w:rPr>
-              <w:t>INF-PRU</w:t>
-            </w:r>
-          </w:p>
-        </w:tc>
-        <w:tc>
-          <w:tcPr>
-            <w:tcW w:w="4535" w:type="dxa"/>
+              <w:t>PDF</w:t>
+            </w:r>
+          </w:p>
+        </w:tc>
+        <w:tc>
+          <w:tcPr>
+            <w:tcW w:w="3402" w:type="dxa"/>
             <w:shd w:val="clear" w:color="auto" w:fill="D9E1F2"/>
-            <w:vAlign w:val="center"/>
-          </w:tcPr>
-          <w:p>
-            <w:pPr>
-              <w:rPr>
-                <w:szCs w:val="28"/>
-              </w:rPr>
-            </w:pPr>
-            <w:r>
-              <w:rPr>
-                <w:rFonts w:ascii="Calibri" w:hAnsi="Calibri"/>
-                <w:color w:val="000000"/>
-                <w:szCs w:val="28"/>
-              </w:rPr>
-              <w:t>Informe de Pruebas</w:t>
-            </w:r>
-          </w:p>
-        </w:tc>
-        <w:tc>
-          <w:tcPr>
-            <w:tcW w:w="3798" w:type="dxa"/>
-            <w:shd w:val="clear" w:color="auto" w:fill="D9E1F2"/>
-            <w:vAlign w:val="center"/>
-          </w:tcPr>
-          <w:p>
-            <w:pPr>
-              <w:rPr>
-                <w:szCs w:val="28"/>
-              </w:rPr>
-            </w:pPr>
-            <w:r>
-              <w:rPr>
-                <w:rFonts w:ascii="Calibri" w:hAnsi="Calibri"/>
-                <w:color w:val="000000"/>
-                <w:szCs w:val="28"/>
-              </w:rPr>
-              <w:t>Ref. al documento de pruebas</w:t>
+          </w:tcPr>
+          <w:p>
+            <w:pPr>
+              <w:rPr>
+                <w:szCs w:val="28"/>
+              </w:rPr>
+            </w:pPr>
+            <w:r>
+              <w:rPr>
+                <w:color w:val="000000"/>
+                <w:szCs w:val="28"/>
+              </w:rPr>
+              <w:t>Portable Document Format</w:t>
             </w:r>
           </w:p>
         </w:tc>
       </w:tr>
       <w:tr>
-        <w:trPr>
-          <w:trHeight w:val="369"/>
-        </w:trPr>
-        <w:tc>
-          <w:tcPr>
-            <w:tcW w:w="1020" w:type="dxa"/>
+        <w:tc>
+          <w:tcPr>
+            <w:tcW w:w="1101" w:type="dxa"/>
             <w:shd w:val="clear" w:color="auto" w:fill="FFFFFF"/>
-            <w:vAlign w:val="center"/>
-          </w:tcPr>
-          <w:p>
-            <w:pPr>
-              <w:jc w:val="center"/>
-              <w:rPr>
-                <w:szCs w:val="28"/>
-              </w:rPr>
-            </w:pPr>
-            <w:r>
-              <w:rPr>
-                <w:rFonts w:ascii="Calibri" w:hAnsi="Calibri"/>
+          </w:tcPr>
+          <w:p>
+            <w:pPr>
+              <w:rPr>
+                <w:szCs w:val="28"/>
+              </w:rPr>
+            </w:pPr>
+            <w:r>
+              <w:rPr>
                 <w:b/>
                 <w:color w:val="000000"/>
                 <w:szCs w:val="28"/>
               </w:rPr>
-              <w:t>MIME</w:t>
-            </w:r>
-          </w:p>
-        </w:tc>
-        <w:tc>
-          <w:tcPr>
-            <w:tcW w:w="4535" w:type="dxa"/>
+              <w:t>Git</w:t>
+            </w:r>
+          </w:p>
+        </w:tc>
+        <w:tc>
+          <w:tcPr>
+            <w:tcW w:w="3402" w:type="dxa"/>
             <w:shd w:val="clear" w:color="auto" w:fill="FFFFFF"/>
-            <w:vAlign w:val="center"/>
-          </w:tcPr>
-          <w:p>
-            <w:pPr>
-              <w:rPr>
-                <w:szCs w:val="28"/>
-              </w:rPr>
-            </w:pPr>
-            <w:r>
-              <w:rPr>
-                <w:rFonts w:ascii="Calibri" w:hAnsi="Calibri"/>
-                <w:color w:val="000000"/>
-                <w:szCs w:val="28"/>
-              </w:rPr>
-              <w:t>Multipurpose Internet Mail Extensions</w:t>
-            </w:r>
-          </w:p>
-        </w:tc>
-        <w:tc>
-          <w:tcPr>
-            <w:tcW w:w="3798" w:type="dxa"/>
-            <w:shd w:val="clear" w:color="auto" w:fill="FFFFFF"/>
-            <w:vAlign w:val="center"/>
-          </w:tcPr>
-          <w:p>
-            <w:pPr>
-              <w:rPr>
-                <w:szCs w:val="28"/>
-              </w:rPr>
-            </w:pPr>
-            <w:r>
-              <w:rPr>
-                <w:rFonts w:ascii="Calibri" w:hAnsi="Calibri"/>
-                <w:color w:val="000000"/>
-                <w:szCs w:val="28"/>
-              </w:rPr>
-              <w:t xml:space="preserve">Tipo de archivo para </w:t>
-            </w:r>
-            <w:r>
-              <w:rPr>
-                <w:rFonts w:ascii="Calibri" w:hAnsi="Calibri"/>
-                <w:color w:val="000000"/>
-                <w:szCs w:val="28"/>
-              </w:rPr>
-              <w:t>validación</w:t>
-            </w:r>
-            <w:r>
-              <w:rPr>
-                <w:rFonts w:ascii="Calibri" w:hAnsi="Calibri"/>
-                <w:color w:val="000000"/>
-                <w:szCs w:val="28"/>
-              </w:rPr>
-              <w:t xml:space="preserve"> de evidencia</w:t>
-            </w:r>
-          </w:p>
-        </w:tc>
-      </w:tr>
-      <w:tr>
-        <w:trPr>
-          <w:trHeight w:val="369"/>
-        </w:trPr>
-        <w:tc>
-          <w:tcPr>
-            <w:tcW w:w="1020" w:type="dxa"/>
-            <w:shd w:val="clear" w:color="auto" w:fill="D9E1F2"/>
-            <w:vAlign w:val="center"/>
-          </w:tcPr>
-          <w:p>
-            <w:pPr>
-              <w:jc w:val="center"/>
-              <w:rPr>
-                <w:szCs w:val="28"/>
-              </w:rPr>
-            </w:pPr>
-            <w:r>
-              <w:rPr>
-                <w:rFonts w:ascii="Calibri" w:hAnsi="Calibri"/>
-                <w:b/>
-                <w:color w:val="000000"/>
-                <w:szCs w:val="28"/>
-              </w:rPr>
-              <w:t>UPSERT</w:t>
-            </w:r>
-          </w:p>
-        </w:tc>
-        <w:tc>
-          <w:tcPr>
-            <w:tcW w:w="4535" w:type="dxa"/>
-            <w:shd w:val="clear" w:color="auto" w:fill="D9E1F2"/>
-            <w:vAlign w:val="center"/>
-          </w:tcPr>
-          <w:p>
-            <w:pPr>
-              <w:rPr>
-                <w:szCs w:val="28"/>
-              </w:rPr>
-            </w:pPr>
-            <w:r>
-              <w:rPr>
-                <w:rFonts w:ascii="Calibri" w:hAnsi="Calibri"/>
-                <w:color w:val="000000"/>
-                <w:szCs w:val="28"/>
-              </w:rPr>
-              <w:t>Update or Insert</w:t>
-            </w:r>
-          </w:p>
-        </w:tc>
-        <w:tc>
-          <w:tcPr>
-            <w:tcW w:w="3798" w:type="dxa"/>
-            <w:shd w:val="clear" w:color="auto" w:fill="D9E1F2"/>
-            <w:vAlign w:val="center"/>
-          </w:tcPr>
-          <w:p>
-            <w:pPr>
-              <w:rPr>
-                <w:szCs w:val="28"/>
-              </w:rPr>
-            </w:pPr>
-            <w:r>
-              <w:rPr>
-                <w:rFonts w:ascii="Calibri" w:hAnsi="Calibri"/>
-                <w:color w:val="000000"/>
-                <w:szCs w:val="28"/>
-              </w:rPr>
-              <w:t>operación atómica de creación o actualización</w:t>
-            </w:r>
-          </w:p>
-        </w:tc>
-      </w:tr>
-      <w:tr>
-        <w:trPr>
-          <w:trHeight w:val="369"/>
-        </w:trPr>
-        <w:tc>
-          <w:tcPr>
-            <w:tcW w:w="1020" w:type="dxa"/>
-            <w:shd w:val="clear" w:color="auto" w:fill="FFFFFF"/>
-            <w:vAlign w:val="center"/>
-          </w:tcPr>
-          <w:p>
-            <w:pPr>
-              <w:jc w:val="center"/>
-              <w:rPr>
-                <w:szCs w:val="28"/>
-              </w:rPr>
-            </w:pPr>
-            <w:r>
-              <w:rPr>
-                <w:rFonts w:ascii="Calibri" w:hAnsi="Calibri"/>
-                <w:b/>
-                <w:color w:val="000000"/>
-                <w:szCs w:val="28"/>
-              </w:rPr>
-              <w:t>Git</w:t>
-            </w:r>
-          </w:p>
-        </w:tc>
-        <w:tc>
-          <w:tcPr>
-            <w:tcW w:w="4535" w:type="dxa"/>
-            <w:shd w:val="clear" w:color="auto" w:fill="FFFFFF"/>
-            <w:vAlign w:val="center"/>
-          </w:tcPr>
-          <w:p>
-            <w:pPr>
-              <w:rPr>
-                <w:szCs w:val="28"/>
-              </w:rPr>
-            </w:pPr>
-            <w:r>
-              <w:rPr>
-                <w:rFonts w:ascii="Calibri" w:hAnsi="Calibri"/>
+          </w:tcPr>
+          <w:p>
+            <w:pPr>
+              <w:rPr>
+                <w:szCs w:val="28"/>
+              </w:rPr>
+            </w:pPr>
+            <w:r>
+              <w:rPr>
                 <w:color w:val="000000"/>
                 <w:szCs w:val="28"/>
               </w:rPr>
               <w:t>Sistema de control de versiones</w:t>
-            </w:r>
-          </w:p>
-        </w:tc>
-        <w:tc>
-          <w:tcPr>
-            <w:tcW w:w="3798" w:type="dxa"/>
-            <w:shd w:val="clear" w:color="auto" w:fill="FFFFFF"/>
-            <w:vAlign w:val="center"/>
-          </w:tcPr>
-          <w:p>
-            <w:pPr>
-              <w:rPr>
-                <w:szCs w:val="28"/>
-              </w:rPr>
-            </w:pPr>
-            <w:r>
-              <w:rPr>
-                <w:rFonts w:ascii="Calibri" w:hAnsi="Calibri"/>
-                <w:color w:val="000000"/>
-                <w:szCs w:val="28"/>
-              </w:rPr>
-              <w:t xml:space="preserve">Herramienta de </w:t>
-            </w:r>
-            <w:r>
-              <w:rPr>
-                <w:rFonts w:ascii="Calibri" w:hAnsi="Calibri"/>
-                <w:color w:val="000000"/>
-                <w:szCs w:val="28"/>
-              </w:rPr>
-              <w:t>gestión</w:t>
-            </w:r>
-            <w:r>
-              <w:rPr>
-                <w:rFonts w:ascii="Calibri" w:hAnsi="Calibri"/>
-                <w:color w:val="000000"/>
-                <w:szCs w:val="28"/>
-              </w:rPr>
-              <w:t xml:space="preserve"> de </w:t>
-            </w:r>
-            <w:r>
-              <w:rPr>
-                <w:rFonts w:ascii="Calibri" w:hAnsi="Calibri"/>
-                <w:color w:val="000000"/>
-                <w:szCs w:val="28"/>
-              </w:rPr>
-              <w:t>código</w:t>
-            </w:r>
-            <w:r>
-              <w:rPr>
-                <w:rFonts w:ascii="Calibri" w:hAnsi="Calibri"/>
-                <w:color w:val="000000"/>
-                <w:szCs w:val="28"/>
-              </w:rPr>
-              <w:t xml:space="preserve"> fuente</w:t>
             </w:r>
           </w:p>
         </w:tc>
